--- a/resumes/Zukowski_Resume_Policy.docx
+++ b/resumes/Zukowski_Resume_Policy.docx
@@ -47,7 +47,7 @@
             <w:sz w:val="19"/>
             <w:szCs w:val="19"/>
           </w:rPr>
-          <w:t xml:space="preserve">tokenization.systems</w:t>
+          <w:t xml:space="preserve">Tokenization.Systems</w:t>
         </w:r>
       </w:hyperlink>
       <w:r>

--- a/resumes/Zukowski_Resume_Policy.docx
+++ b/resumes/Zukowski_Resume_Policy.docx
@@ -105,7 +105,7 @@
           <w:sz w:val="23"/>
           <w:szCs w:val="23"/>
         </w:rPr>
-        <w:t>STABLECOIN POLICY · REGULATORY TRANSLATION · COMMENT LETTERS</w:t>
+        <w:t>STABLECOIN POLICY · REGULATORY TRANSLATION · FEDERAL COMMENT LETTERS</w:t>
       </w:r>
     </w:p>
     <w:p>
@@ -116,7 +116,6 @@
       <w:r>
         <w:rPr>
           <w:rFonts w:ascii="Arial" w:cs="Arial" w:eastAsia="Arial" w:hAnsi="Arial"/>
-          <w:i/>
           <w:color w:val="444444"/>
           <w:sz w:val="18"/>
           <w:szCs w:val="19"/>
@@ -345,7 +344,19 @@
         <w:t>Minimum Viable Equivalence Pack</w:t>
       </w:r>
       <w:r>
-        <w:t xml:space="preserve"> (MVEP) for institutional tokenization diligence, programmable monetary-policy design (Adaptive Tokenomics), governance concentration, and operational risk in token economies.</w:t>
+        <w:t xml:space="preserve"> (MVEP) for institutional tokenization diligence, programmable monetary-policy design (</w:t>
+      </w:r>
+      <w:hyperlink r:id="rId17">
+        <w:r>
+          <w:rPr>
+            <w:rStyle w:val="Hyperlink"/>
+            <w:b/>
+          </w:rPr>
+          <w:t xml:space="preserve">Adaptive Tokenomics</w:t>
+        </w:r>
+      </w:hyperlink>
+      <w:r>
+        <w:t>), governance concentration, and operational risk in token economies.</w:t>
       </w:r>
     </w:p>
     <w:p>
@@ -389,7 +400,7 @@
         <w:ind w:left="320" w:hanging="160"/>
       </w:pPr>
       <w:r>
-        <w:t>• Translated regulatory change (GENIUS, CLARITY, Singapore MAS, MiCA, state money-transmitter and trust-charter regimes) into product, reserve, routing, and compliance decisions across U.S., Singapore, Cayman / BVI / Bermuda, and EU; coordinated cross-functional partner work spanning Product / Engineering, Risk (operational-risk taxonomy), and Legal / Compliance.</w:t>
+        <w:t>• Translated regulatory change (GENIUS, CLARITY, Singapore MAS, MiCA, state money-transmitter and trust-charter regimes) into product, reserve, routing, and compliance decisions across U.S., Singapore, Cayman / BVI / Bermuda, and EU; coordinated cross-functional partner work spanning Product / Engineering, Risk (operational-risk taxonomy), and Legal.</w:t>
       </w:r>
     </w:p>
     <w:p>
@@ -434,9 +445,9 @@
         <w:ind w:left="320" w:hanging="160"/>
       </w:pPr>
       <w:r>
-        <w:t xml:space="preserve">• Advised 100 portfolio companies 1-on-1 on token mechanism design (stablecoin reserves, governance-token allocation and concentration, yield wrappers, burn/emission dynamics); standards captured in </w:t>
-      </w:r>
-      <w:hyperlink r:id="rId17">
+        <w:t xml:space="preserve">• Advised 100 portfolio companies 1-on-1 on token mechanism design (stablecoin reserves, governance-token allocation and incentive design, yield wrappers, burn/emission dynamics); standards defined in </w:t>
+      </w:r>
+      <w:hyperlink r:id="rId18">
         <w:r>
           <w:rPr>
             <w:rStyle w:val="Hyperlink"/>
@@ -513,7 +524,7 @@
       <w:r>
         <w:t xml:space="preserve">• </w:t>
       </w:r>
-      <w:hyperlink r:id="rId18">
+      <w:hyperlink r:id="rId19">
         <w:r>
           <w:rPr>
             <w:rStyle w:val="Hyperlink"/>
@@ -523,7 +534,7 @@
         </w:r>
       </w:hyperlink>
       <w:r>
-        <w:t xml:space="preserve"> SSRN. Ten-category institutional diligence standard; finds bank-chartered stablecoin issuers face ~22x the regulatory capital requirements of money-transmitter-chartered issuers at $40B scale.</w:t>
+        <w:t xml:space="preserve"> Ten-category institutional diligence standard; finds bank-chartered stablecoin issuers face ~22x the regulatory capital requirements of money-transmitter-chartered issuers at $40B scale.</w:t>
       </w:r>
     </w:p>
     <w:p>
@@ -544,7 +555,7 @@
         </w:r>
       </w:hyperlink>
       <w:r>
-        <w:t xml:space="preserve"> SSRN; submitted to Federal Reserve / FRBNY Fifth Conference on the Dollar's International Roles (Jun 2026). Gateway concentration; CLII across 19 gateways including Visa Direct-adjacent paths.</w:t>
+        <w:t xml:space="preserve"> Submitted to Federal Reserve / FRBNY Fifth Conference on the Dollar's International Roles (Jun 2026). Gateway concentration; CLII across 19 gateways including Visa Direct-adjacent paths.</w:t>
       </w:r>
     </w:p>
     <w:p>
@@ -555,7 +566,7 @@
       <w:r>
         <w:t xml:space="preserve">• </w:t>
       </w:r>
-      <w:hyperlink r:id="rId19">
+      <w:hyperlink r:id="rId20">
         <w:r>
           <w:rPr>
             <w:rStyle w:val="Hyperlink"/>
@@ -565,7 +576,7 @@
         </w:r>
       </w:hyperlink>
       <w:r>
-        <w:t xml:space="preserve"> SSRN. Cross-product framework for major dollar-denominated digital products; CLII / MVEP decoupling; stress propagation through dependency chains (SVB, Circle pool, Paxos).</w:t>
+        <w:t xml:space="preserve"> Cross-product framework for major dollar-denominated digital products; CLII / MVEP decoupling; stress propagation through dependency chains (SVB, Circle pool, Paxos).</w:t>
       </w:r>
     </w:p>
     <w:p>
@@ -576,7 +587,7 @@
       <w:r>
         <w:t xml:space="preserve">• </w:t>
       </w:r>
-      <w:hyperlink r:id="rId20">
+      <w:hyperlink r:id="rId21">
         <w:r>
           <w:rPr>
             <w:rStyle w:val="Hyperlink"/>
@@ -586,7 +597,7 @@
         </w:r>
       </w:hyperlink>
       <w:r>
-        <w:t xml:space="preserve"> SSRN. Differential MVEP strength across Regulated Collateral Circuit, Multi-Issuer Yield Stack, and Tokenized Equity Rails; Securitize as cross-strategy concentration risk.</w:t>
+        <w:t xml:space="preserve"> Each of three strategies satisfies different MVEP categories with measurably different strength (Regulated Collateral Circuit, Multi-Issuer Yield Stack, Tokenized Equity Rails); Securitize as cross-strategy concentration risk.</w:t>
       </w:r>
     </w:p>
     <w:p>
@@ -597,7 +608,7 @@
       <w:r>
         <w:t xml:space="preserve">• </w:t>
       </w:r>
-      <w:hyperlink r:id="rId21">
+      <w:hyperlink r:id="rId22">
         <w:r>
           <w:rPr>
             <w:rStyle w:val="Hyperlink"/>
@@ -607,7 +618,7 @@
         </w:r>
       </w:hyperlink>
       <w:r>
-        <w:t xml:space="preserve"> SSRN. Operational-risk taxonomy (74 risk vectors, 64 testable controls, 31 program objectives) mapped to a 624-scenario battery; Lido V3 staking-vault case study.</w:t>
+        <w:t xml:space="preserve"> Operational-risk taxonomy (74 risk vectors, 64 testable controls, 31 program objectives) mapped to a 624-scenario battery; Lido V3 staking-vault case study.</w:t>
       </w:r>
     </w:p>
     <w:p>
@@ -618,7 +629,7 @@
       <w:r>
         <w:t xml:space="preserve">• </w:t>
       </w:r>
-      <w:hyperlink r:id="rId22">
+      <w:hyperlink r:id="rId17">
         <w:r>
           <w:rPr>
             <w:rStyle w:val="Hyperlink"/>
@@ -628,7 +639,7 @@
         </w:r>
       </w:hyperlink>
       <w:r>
-        <w:t xml:space="preserve"> SSRN. Industrial control engineering (PID controller) applied to token-supply emission as programmable monetary-policy mechanism; 240-scenario Monte Carlo simulation; cuts worst-case supply volatility ~6x under competitor-shock attack.</w:t>
+        <w:t xml:space="preserve"> Industrial control engineering (PID controller) applied to token-supply emission as programmable monetary-policy mechanism; 240-scenario Monte Carlo simulation; cuts worst-case supply volatility ~6x under competitor-shock attack.</w:t>
       </w:r>
     </w:p>
     <w:p>
@@ -649,7 +660,7 @@
         </w:r>
       </w:hyperlink>
       <w:r>
-        <w:t xml:space="preserve"> SSRN; in peer review at Frontiers in Blockchain. 37-protocol multivariate analysis: initial token allocation does not predict governance concentration; protocol sector does (DePIN protocols are significantly more concentrated than DeFi; large effect size).</w:t>
+        <w:t xml:space="preserve"> In peer review at Frontiers in Blockchain. 40-protocol cross-section: initial token allocation does not predict governance concentration; protocol sector does (DePIN significantly more concentrated than DeFi; Cohen's d = 0.96).</w:t>
       </w:r>
     </w:p>
     <w:p>
@@ -670,7 +681,7 @@
         </w:r>
       </w:hyperlink>
       <w:r>
-        <w:t xml:space="preserve"> SSRN. Burn-mechanism design (not network size) drives demand concentration; coalition-power analysis extends standard concentration measures for single-address risk.</w:t>
+        <w:t xml:space="preserve"> Burn-mechanism design (carrier contracts vs. subscriptions) drives demand concentration: Helium's carrier-contract model concentrates ~90% of token burns in 5 purchasers (HHI 0.22) despite ~1M hotspots; coalition-power analysis extends standard concentration measures for single-address risk.</w:t>
       </w:r>
     </w:p>
     <w:p>
@@ -717,7 +728,7 @@
         <w:t>Data:</w:t>
       </w:r>
       <w:r>
-        <w:t xml:space="preserve"> Dune Analytics, Nansen Pro, Artemis, DefiLlama, CoinGecko, Helius (Solana), Spacescope, Blockscout, Token Terminal, SEC filing monitoring</w:t>
+        <w:t xml:space="preserve"> Dune Analytics, Nansen Pro, Artemis, DefiLlama, CoinGecko, Helius (Solana), Spacescope, Blockscout, Token Terminal; automated SEC filing and press release monitoring + data extraction</w:t>
       </w:r>
     </w:p>
     <w:p>
@@ -731,7 +742,7 @@
         <w:t>Stack:</w:t>
       </w:r>
       <w:r>
-        <w:t xml:space="preserve"> Python (pandas, statsmodels, scipy, matplotlib), SQL (DuneSQL, Trino), JavaScript / TypeScript; 14 custom Python MCP servers for real-time data feeds, n8n, Apify, Git / GitHub</w:t>
+        <w:t xml:space="preserve"> Python (pandas, statsmodels, scipy, matplotlib), R (fixest, did, synthdid), SQL (DuneSQL, Trino), JavaScript / TypeScript; 14 custom Python MCP servers (FRED, DefiLlama, CoinGecko, Helius, Blockscout, Tally, Dune, Spacescope, Nansen, GitHub) for real-time feeds; Claude.ai + Claude Code + Cursor with 36-skill library and 17-file living-knowledge architecture; n8n, Apify, Git / GitHub</w:t>
       </w:r>
     </w:p>
     <w:p>
@@ -776,7 +787,7 @@
       <w:r>
         <w:t xml:space="preserve">• </w:t>
       </w:r>
-      <w:hyperlink r:id="rId17">
+      <w:hyperlink r:id="rId18">
         <w:r>
           <w:rPr>
             <w:rStyle w:val="Hyperlink"/>
@@ -833,7 +844,7 @@
           <w:sz w:val="19"/>
           <w:szCs w:val="19"/>
         </w:rPr>
-        <w:t xml:space="preserve"> | B.S.B.A., Business Administration (Magna Cum Laude)</w:t>
+        <w:t xml:space="preserve"> | B.S.B.A., Business Administration (Magna Cum Laude) · Investment Club President</w:t>
       </w:r>
       <w:r>
         <w:rPr>
@@ -866,7 +877,7 @@
           <w:sz w:val="18"/>
           <w:szCs w:val="18"/>
         </w:rPr>
-        <w:t xml:space="preserve">Investment Club President | Lingnan University, Hong Kong (Exchange)</w:t>
+        <w:t>Lingnan University, Hong Kong (Exchange)</w:t>
       </w:r>
     </w:p>
     <w:sectPr>

--- a/resumes/Zukowski_Resume_Policy.docx
+++ b/resumes/Zukowski_Resume_Policy.docx
@@ -728,7 +728,7 @@
         <w:t>Data:</w:t>
       </w:r>
       <w:r>
-        <w:t xml:space="preserve"> Dune Analytics, Nansen Pro, Artemis, DefiLlama, CoinGecko, Helius (Solana), Spacescope, Blockscout, Token Terminal; automated SEC filing and press release monitoring + data extraction</w:t>
+        <w:t xml:space="preserve"> Dune Analytics, Nansen Pro, Artemis, DefiLlama, CoinGecko, Helius (Solana), Etherscan, Blockscout (EVM), Spacescope, Token Terminal, Tally (DAO governance), rated.network, Beaconcha.in (validator data), FRED (macro); automated SEC filing and press release monitoring</w:t>
       </w:r>
     </w:p>
     <w:p>
@@ -742,7 +742,7 @@
         <w:t>Stack:</w:t>
       </w:r>
       <w:r>
-        <w:t xml:space="preserve"> Python (pandas, statsmodels, scipy, matplotlib), R (fixest, did, synthdid), SQL (DuneSQL, Trino), JavaScript / TypeScript; 14 custom Python MCP servers (FRED, DefiLlama, CoinGecko, Helius, Blockscout, Tally, Dune, Spacescope, Nansen, GitHub) for real-time feeds; Claude.ai + Claude Code + Cursor with 36-skill library and 17-file living-knowledge architecture; n8n, Apify, Git / GitHub</w:t>
+        <w:t xml:space="preserve"> Python (pandas, statsmodels, scipy, matplotlib), R (fixest, did, synthdid), SQL (DuneSQL, Trino), JavaScript / TypeScript; 14 custom Python MCP servers wrapping the data sources above plus GitHub; Claude.ai + Claude Code + Cursor with 36-skill library and 17-file living-knowledge architecture; n8n, Apify, Git / GitHub</w:t>
       </w:r>
     </w:p>
     <w:p>

--- a/resumes/Zukowski_Resume_Policy.docx
+++ b/resumes/Zukowski_Resume_Policy.docx
@@ -328,25 +328,31 @@
       <w:r>
         <w:t xml:space="preserve">• Authored an eight-paper SSRN-live research program covering the </w:t>
       </w:r>
-      <w:r>
-        <w:rPr>
-          <w:b/>
-        </w:rPr>
-        <w:t>Control Layer Intensity Index</w:t>
-      </w:r>
+      <w:hyperlink r:id="rId17">
+        <w:r>
+          <w:rPr>
+            <w:rStyle w:val="Hyperlink"/>
+            <w:b/>
+          </w:rPr>
+          <w:t xml:space="preserve">Control Layer Intensity Index</w:t>
+        </w:r>
+      </w:hyperlink>
       <w:r>
         <w:t xml:space="preserve"> (CLII) for gateway concentration, the </w:t>
       </w:r>
-      <w:r>
-        <w:rPr>
-          <w:b/>
-        </w:rPr>
-        <w:t>Minimum Viable Equivalence Pack</w:t>
-      </w:r>
+      <w:hyperlink r:id="rId18">
+        <w:r>
+          <w:rPr>
+            <w:rStyle w:val="Hyperlink"/>
+            <w:b/>
+          </w:rPr>
+          <w:t xml:space="preserve">Minimum Viable Equivalence Pack</w:t>
+        </w:r>
+      </w:hyperlink>
       <w:r>
         <w:t xml:space="preserve"> (MVEP) for institutional tokenization diligence, programmable monetary-policy design (</w:t>
       </w:r>
-      <w:hyperlink r:id="rId17">
+      <w:hyperlink r:id="rId19">
         <w:r>
           <w:rPr>
             <w:rStyle w:val="Hyperlink"/>
@@ -356,7 +362,29 @@
         </w:r>
       </w:hyperlink>
       <w:r>
-        <w:t>), governance concentration, and operational risk in token economies.</w:t>
+        <w:t xml:space="preserve">), </w:t>
+      </w:r>
+      <w:hyperlink r:id="rId16">
+        <w:r>
+          <w:rPr>
+            <w:rStyle w:val="Hyperlink"/>
+          </w:rPr>
+          <w:t xml:space="preserve">governance concentration</w:t>
+        </w:r>
+      </w:hyperlink>
+      <w:r>
+        <w:t xml:space="preserve">, and </w:t>
+      </w:r>
+      <w:hyperlink r:id="rId20">
+        <w:r>
+          <w:rPr>
+            <w:rStyle w:val="Hyperlink"/>
+          </w:rPr>
+          <w:t xml:space="preserve">operational risk in token economies</w:t>
+        </w:r>
+      </w:hyperlink>
+      <w:r>
+        <w:t>.</w:t>
       </w:r>
     </w:p>
     <w:p>
@@ -447,7 +475,7 @@
       <w:r>
         <w:t xml:space="preserve">• Advised 100 portfolio companies 1-on-1 on token mechanism design (stablecoin reserves, governance-token allocation and incentive design, yield wrappers, burn/emission dynamics); standards defined in </w:t>
       </w:r>
-      <w:hyperlink r:id="rId18">
+      <w:hyperlink r:id="rId21">
         <w:r>
           <w:rPr>
             <w:rStyle w:val="Hyperlink"/>
@@ -524,17 +552,122 @@
       <w:r>
         <w:t xml:space="preserve">• </w:t>
       </w:r>
+      <w:hyperlink r:id="rId18">
+        <w:r>
+          <w:rPr>
+            <w:rStyle w:val="Hyperlink"/>
+            <w:b/>
+          </w:rPr>
+          <w:t xml:space="preserve">Minimum Viable Equivalence Pack.</w:t>
+        </w:r>
+      </w:hyperlink>
+      <w:r>
+        <w:t xml:space="preserve"> Ten-category institutional diligence standard; finds bank-chartered stablecoin issuers face ~22x the regulatory capital requirements of money-transmitter-chartered issuers at $40B scale.</w:t>
+      </w:r>
+    </w:p>
+    <w:p>
+      <w:pPr>
+        <w:spacing w:after="28" w:before="60"/>
+        <w:ind w:left="320" w:hanging="160"/>
+      </w:pPr>
+      <w:r>
+        <w:t xml:space="preserve">• </w:t>
+      </w:r>
+      <w:hyperlink r:id="rId15">
+        <w:r>
+          <w:rPr>
+            <w:rStyle w:val="Hyperlink"/>
+            <w:b/>
+          </w:rPr>
+          <w:t xml:space="preserve">Routing the Dollar.</w:t>
+        </w:r>
+      </w:hyperlink>
+      <w:r>
+        <w:t xml:space="preserve"> Submitted to Federal Reserve / FRBNY Fifth Conference on the Dollar's International Roles (Jun 2026). Gateway concentration; CLII across 19 gateways including Visa Direct-adjacent paths.</w:t>
+      </w:r>
+    </w:p>
+    <w:p>
+      <w:pPr>
+        <w:spacing w:after="28" w:before="60"/>
+        <w:ind w:left="320" w:hanging="160"/>
+      </w:pPr>
+      <w:r>
+        <w:t xml:space="preserve">• </w:t>
+      </w:r>
+      <w:hyperlink r:id="rId22">
+        <w:r>
+          <w:rPr>
+            <w:rStyle w:val="Hyperlink"/>
+            <w:b/>
+          </w:rPr>
+          <w:t xml:space="preserve">Seven Dollars.</w:t>
+        </w:r>
+      </w:hyperlink>
+      <w:r>
+        <w:t xml:space="preserve"> Cross-product framework for major dollar-denominated digital products; CLII / MVEP decoupling; stress propagation through dependency chains (SVB, Circle pool, Paxos).</w:t>
+      </w:r>
+    </w:p>
+    <w:p>
+      <w:pPr>
+        <w:spacing w:after="28" w:before="60"/>
+        <w:ind w:left="320" w:hanging="160"/>
+      </w:pPr>
+      <w:r>
+        <w:t xml:space="preserve">• </w:t>
+      </w:r>
+      <w:hyperlink r:id="rId23">
+        <w:r>
+          <w:rPr>
+            <w:rStyle w:val="Hyperlink"/>
+            <w:b/>
+          </w:rPr>
+          <w:t xml:space="preserve">Three Tokenization Strategies.</w:t>
+        </w:r>
+      </w:hyperlink>
+      <w:r>
+        <w:t xml:space="preserve"> Each of three strategies satisfies different MVEP categories with measurably different strength (Regulated Collateral Circuit, Multi-Issuer Yield Stack, Tokenized Equity Rails); Securitize as cross-strategy concentration risk.</w:t>
+      </w:r>
+    </w:p>
+    <w:p>
+      <w:pPr>
+        <w:spacing w:after="28" w:before="60"/>
+        <w:ind w:left="320" w:hanging="160"/>
+      </w:pPr>
+      <w:r>
+        <w:t xml:space="preserve">• </w:t>
+      </w:r>
+      <w:hyperlink r:id="rId20">
+        <w:r>
+          <w:rPr>
+            <w:rStyle w:val="Hyperlink"/>
+            <w:b/>
+          </w:rPr>
+          <w:t xml:space="preserve">Operational Risk in Token Economies.</w:t>
+        </w:r>
+      </w:hyperlink>
+      <w:r>
+        <w:t xml:space="preserve"> Operational-risk taxonomy (74 risk vectors, 64 testable controls, 31 program objectives) mapped to a 624-scenario battery; Lido V3 staking-vault case study.</w:t>
+      </w:r>
+    </w:p>
+    <w:p>
+      <w:pPr>
+        <w:spacing w:after="28" w:before="60"/>
+        <w:ind w:left="320" w:hanging="160"/>
+      </w:pPr>
+      <w:r>
+        <w:t xml:space="preserve">• </w:t>
+      </w:r>
       <w:hyperlink r:id="rId19">
         <w:r>
           <w:rPr>
             <w:rStyle w:val="Hyperlink"/>
             <w:b/>
           </w:rPr>
-          <w:t xml:space="preserve">Minimum Viable Equivalence Pack.</w:t>
-        </w:r>
-      </w:hyperlink>
-      <w:r>
-        <w:t xml:space="preserve"> Ten-category institutional diligence standard; finds bank-chartered stablecoin issuers face ~22x the regulatory capital requirements of money-transmitter-chartered issuers at $40B scale.</w:t>
+          <w:t xml:space="preserve">Adaptive Tokenomics.</w:t>
+        </w:r>
+      </w:hyperlink>
+      <w:r>
+        <w:t xml:space="preserve"> Industrial control engineering (PID controller) applied to token-supply emission as programmable monetary-policy mechanism; 240-scenario Monte Carlo simulation; cuts worst-case supply volatility ~6x under competitor-shock attack.</w:t>
       </w:r>
     </w:p>
     <w:p>
@@ -545,17 +678,17 @@
       <w:r>
         <w:t xml:space="preserve">• </w:t>
       </w:r>
-      <w:hyperlink r:id="rId15">
+      <w:hyperlink r:id="rId16">
         <w:r>
           <w:rPr>
             <w:rStyle w:val="Hyperlink"/>
             <w:b/>
           </w:rPr>
-          <w:t xml:space="preserve">Routing the Dollar.</w:t>
-        </w:r>
-      </w:hyperlink>
-      <w:r>
-        <w:t xml:space="preserve"> Submitted to Federal Reserve / FRBNY Fifth Conference on the Dollar's International Roles (Jun 2026). Gateway concentration; CLII across 19 gateways including Visa Direct-adjacent paths.</w:t>
+          <w:t xml:space="preserve">Governance Concentration Beyond Token Allocation.</w:t>
+        </w:r>
+      </w:hyperlink>
+      <w:r>
+        <w:t xml:space="preserve"> In peer review at Frontiers in Blockchain. 40-protocol cross-section: initial token allocation does not predict governance concentration; protocol sector does (DePIN significantly more concentrated than DeFi; Cohen's d = 0.96).</w:t>
       </w:r>
     </w:p>
     <w:p>
@@ -566,112 +699,7 @@
       <w:r>
         <w:t xml:space="preserve">• </w:t>
       </w:r>
-      <w:hyperlink r:id="rId20">
-        <w:r>
-          <w:rPr>
-            <w:rStyle w:val="Hyperlink"/>
-            <w:b/>
-          </w:rPr>
-          <w:t xml:space="preserve">Seven Dollars.</w:t>
-        </w:r>
-      </w:hyperlink>
-      <w:r>
-        <w:t xml:space="preserve"> Cross-product framework for major dollar-denominated digital products; CLII / MVEP decoupling; stress propagation through dependency chains (SVB, Circle pool, Paxos).</w:t>
-      </w:r>
-    </w:p>
-    <w:p>
-      <w:pPr>
-        <w:spacing w:after="28" w:before="60"/>
-        <w:ind w:left="320" w:hanging="160"/>
-      </w:pPr>
-      <w:r>
-        <w:t xml:space="preserve">• </w:t>
-      </w:r>
-      <w:hyperlink r:id="rId21">
-        <w:r>
-          <w:rPr>
-            <w:rStyle w:val="Hyperlink"/>
-            <w:b/>
-          </w:rPr>
-          <w:t xml:space="preserve">Three Tokenization Strategies.</w:t>
-        </w:r>
-      </w:hyperlink>
-      <w:r>
-        <w:t xml:space="preserve"> Each of three strategies satisfies different MVEP categories with measurably different strength (Regulated Collateral Circuit, Multi-Issuer Yield Stack, Tokenized Equity Rails); Securitize as cross-strategy concentration risk.</w:t>
-      </w:r>
-    </w:p>
-    <w:p>
-      <w:pPr>
-        <w:spacing w:after="28" w:before="60"/>
-        <w:ind w:left="320" w:hanging="160"/>
-      </w:pPr>
-      <w:r>
-        <w:t xml:space="preserve">• </w:t>
-      </w:r>
-      <w:hyperlink r:id="rId22">
-        <w:r>
-          <w:rPr>
-            <w:rStyle w:val="Hyperlink"/>
-            <w:b/>
-          </w:rPr>
-          <w:t xml:space="preserve">Operational Risk in Token Economies.</w:t>
-        </w:r>
-      </w:hyperlink>
-      <w:r>
-        <w:t xml:space="preserve"> Operational-risk taxonomy (74 risk vectors, 64 testable controls, 31 program objectives) mapped to a 624-scenario battery; Lido V3 staking-vault case study.</w:t>
-      </w:r>
-    </w:p>
-    <w:p>
-      <w:pPr>
-        <w:spacing w:after="28" w:before="60"/>
-        <w:ind w:left="320" w:hanging="160"/>
-      </w:pPr>
-      <w:r>
-        <w:t xml:space="preserve">• </w:t>
-      </w:r>
-      <w:hyperlink r:id="rId17">
-        <w:r>
-          <w:rPr>
-            <w:rStyle w:val="Hyperlink"/>
-            <w:b/>
-          </w:rPr>
-          <w:t xml:space="preserve">Adaptive Tokenomics.</w:t>
-        </w:r>
-      </w:hyperlink>
-      <w:r>
-        <w:t xml:space="preserve"> Industrial control engineering (PID controller) applied to token-supply emission as programmable monetary-policy mechanism; 240-scenario Monte Carlo simulation; cuts worst-case supply volatility ~6x under competitor-shock attack.</w:t>
-      </w:r>
-    </w:p>
-    <w:p>
-      <w:pPr>
-        <w:spacing w:after="28" w:before="60"/>
-        <w:ind w:left="320" w:hanging="160"/>
-      </w:pPr>
-      <w:r>
-        <w:t xml:space="preserve">• </w:t>
-      </w:r>
-      <w:hyperlink r:id="rId16">
-        <w:r>
-          <w:rPr>
-            <w:rStyle w:val="Hyperlink"/>
-            <w:b/>
-          </w:rPr>
-          <w:t xml:space="preserve">Governance Concentration Beyond Token Allocation.</w:t>
-        </w:r>
-      </w:hyperlink>
-      <w:r>
-        <w:t xml:space="preserve"> In peer review at Frontiers in Blockchain. 40-protocol cross-section: initial token allocation does not predict governance concentration; protocol sector does (DePIN significantly more concentrated than DeFi; Cohen's d = 0.96).</w:t>
-      </w:r>
-    </w:p>
-    <w:p>
-      <w:pPr>
-        <w:spacing w:after="28" w:before="60"/>
-        <w:ind w:left="320" w:hanging="160"/>
-      </w:pPr>
-      <w:r>
-        <w:t xml:space="preserve">• </w:t>
-      </w:r>
-      <w:hyperlink r:id="rId23">
+      <w:hyperlink r:id="rId24">
         <w:r>
           <w:rPr>
             <w:rStyle w:val="Hyperlink"/>
@@ -787,7 +815,7 @@
       <w:r>
         <w:t xml:space="preserve">• </w:t>
       </w:r>
-      <w:hyperlink r:id="rId18">
+      <w:hyperlink r:id="rId21">
         <w:r>
           <w:rPr>
             <w:rStyle w:val="Hyperlink"/>

--- a/resumes/Zukowski_Resume_Policy.docx
+++ b/resumes/Zukowski_Resume_Policy.docx
@@ -393,7 +393,7 @@
         <w:ind w:left="320" w:hanging="160"/>
       </w:pPr>
       <w:r>
-        <w:t>• Capital-markets infrastructure dialogues with Circle and Ubyx on stablecoin and deposit-token deployment.</w:t>
+        <w:t>• Working dialogue with capital-markets infrastructure operators on stablecoin, deposit-token, tokenized-deposit, and tokenized-equity deployment.</w:t>
       </w:r>
     </w:p>
     <w:p>

--- a/resumes/Zukowski_Resume_Policy.docx
+++ b/resumes/Zukowski_Resume_Policy.docx
@@ -120,7 +120,7 @@
           <w:sz w:val="18"/>
           <w:szCs w:val="19"/>
         </w:rPr>
-        <w:t>8 federal comment letters · 8 SSRN papers · industry dialogues (Treasury, Nasdaq, NYSE, DTCC, Swift, JPM Kinexys, Securitize)</w:t>
+        <w:t>8 federal comment letters · 8 SSRN papers · dialogues across national-security research, securities exchanges, CSDs, payments messaging, tier-1 banks, SEC-registered transfer agents</w:t>
       </w:r>
     </w:p>
     <w:p>
@@ -153,7 +153,7 @@
           <w:sz w:val="19"/>
           <w:szCs w:val="19"/>
         </w:rPr>
-        <w:t>Stablecoin policy strategist and regulatory translator. Authored eight federal regulatory comment letters in 2026 across OCC bank stablecoin engagement, Treasury GENIUS Act state similarity, FDIC payment-stablecoin reserve standards and subsidiary-issuance approvals, FinCEN AML/CFT and PPSI sanctions, and joint banking AML/CFT. Founding research hire at Borderless Capital (RIA, Dec 2019 to Feb 2026), translating GENIUS, CLARITY, Singapore MAS, MiCA, and state money-transmitter / trust-charter regimes into product, reserve, routing, and compliance decisions across U.S., Singapore, Cayman / BVI / Bermuda, and EU. Engaged in working-level dialogues on stablecoin and tokenization deployment with major capital-markets infrastructure (Nasdaq, NYSE, DTCC, Swift), tokenization platforms (Securitize, JPM Kinexys), and U.S. Treasury (national security research). Now founder of Tokenization Systems (Feb 2026 to present); published the MVEP institutional diligence framework and CLII gateway concentration index. Predicted Thorchain's $200M insolvency 13 months ahead; sourced the LayerZero seed (~80x) at Borderless.</w:t>
+        <w:t xml:space="preserve">Stablecoin policy strategist and regulatory translator. Authored eight federal regulatory comment letters in 2026 across OCC bank stablecoin engagement, Treasury GENIUS Act state similarity, FDIC payment-stablecoin reserve standards and subsidiary-issuance approvals, FinCEN AML/CFT and PPSI sanctions, and joint banking AML/CFT. Founding research hire at Borderless Capital (RIA, Dec 2019 to Feb 2026), translating GENIUS, CLARITY, Singapore MAS, MiCA, and state money-transmitter / trust-charter regimes into product, reserve, routing, and compliance decisions across U.S., Singapore, Cayman / BVI / Bermuda, and EU. Engaged in working-level dialogues on stablecoin and tokenization deployment across U.S. national-security research, major securities exchanges, central securities depositories, global payments messaging infrastructure, tier-1 bank tokenization platforms, and SEC-registered transfer agents. Now founder of Tokenization Systems (Feb 2026 to present); published the MVEP institutional diligence framework and CLII gateway concentration index. Predicted Thorchain's $200M insolvency 13 months ahead; sourced the LayerZero seed (~80x) at Borderless. Quantified the 22-to-1 capital gap between money-transmitter and bank chartering at $40B scale (MVEP finding).</w:t>
       </w:r>
     </w:p>
     <w:p>
@@ -306,7 +306,7 @@
         </w:r>
       </w:hyperlink>
       <w:r>
-        <w:t xml:space="preserve"> submitted to the Federal Reserve Fifth Conference on the Dollar's International Roles (Jun 2026); </w:t>
+        <w:t xml:space="preserve"> prepared for the Federal Reserve Fifth Conference on the Dollar's International Roles (Jun 2026); </w:t>
       </w:r>
       <w:hyperlink r:id="rId16">
         <w:r>
@@ -384,7 +384,7 @@
         </w:r>
       </w:hyperlink>
       <w:r>
-        <w:t>.</w:t>
+        <w:t xml:space="preserve">. Three additional papers in development (B5 Bankruptcy-Priority Misaligned Incentives, A7 Control Layer Theory, SVB Causal DiD); methodology paper in preparation.</w:t>
       </w:r>
     </w:p>
     <w:p>
@@ -437,7 +437,7 @@
         <w:ind w:left="320" w:hanging="160"/>
       </w:pPr>
       <w:r>
-        <w:t>• Engaged in working-level dialogues with major capital-markets infrastructure (Nasdaq, NYSE, DTCC, Swift), tokenization platforms (Securitize, JPM Kinexys), and U.S. Treasury (national-security research staff) on stablecoin and tokenization deployment paths.</w:t>
+        <w:t>• Engaged in working-level dialogues on stablecoin and tokenization deployment across U.S. national-security research, major securities exchanges, central securities depositories, global payments messaging infrastructure, tier-1 bank tokenization platforms, and SEC-registered transfer agents.</w:t>
       </w:r>
     </w:p>
     <w:p>
@@ -473,6 +473,24 @@
         <w:ind w:left="320" w:hanging="160"/>
       </w:pPr>
       <w:r>
+        <w:t xml:space="preserve">• Prevented hostile governance capture on a top-25 blockchain via voting-path simulation under coalition-attack scenarios; surfaced the vulnerability and mitigation route before exploitation.</w:t>
+      </w:r>
+    </w:p>
+    <w:p>
+      <w:pPr>
+        <w:spacing w:after="36" w:before="60"/>
+        <w:ind w:left="320" w:hanging="160"/>
+      </w:pPr>
+      <w:r>
+        <w:t xml:space="preserve">• Identified ~15% misreporting of circulating supply in a top-25 Layer 1 protocol by independently modeling its tokenomics (emission schedule, vesting, burn dynamics); the discrepancy had propagated to CoinMarketCap and CoinGecko, and was corrected after partnering with the protocol's foundation engineers.</w:t>
+      </w:r>
+    </w:p>
+    <w:p>
+      <w:pPr>
+        <w:spacing w:after="36" w:before="60"/>
+        <w:ind w:left="320" w:hanging="160"/>
+      </w:pPr>
+      <w:r>
         <w:t xml:space="preserve">• Advised 100 portfolio companies 1-on-1 on token mechanism design (stablecoin reserves, governance-token allocation and incentive design, yield wrappers, burn/emission dynamics); standards defined in </w:t>
       </w:r>
       <w:hyperlink r:id="rId21">
@@ -526,7 +544,6 @@
     </w:p>
     <w:p>
       <w:pPr>
-        <w:pageBreakBefore/>
         <w:pBdr>
           <w:bottom w:val="single" w:color="AAAAAA" w:sz="3" w:space="1"/>
         </w:pBdr>
@@ -562,7 +579,7 @@
         </w:r>
       </w:hyperlink>
       <w:r>
-        <w:t xml:space="preserve"> Ten-category institutional diligence standard; finds bank-chartered stablecoin issuers face ~22x the regulatory capital requirements of money-transmitter-chartered issuers at $40B scale.</w:t>
+        <w:t xml:space="preserve"> Ten-category institutional diligence standard; finds bank-chartered stablecoin issuers face ~22x the regulatory capital requirements of money-transmitter-chartered issuers at $40B scale; production-validated by Circle's BUIDL March 27, 2025 incident (23 hours of limited availability).</w:t>
       </w:r>
     </w:p>
     <w:p>
@@ -583,7 +600,7 @@
         </w:r>
       </w:hyperlink>
       <w:r>
-        <w:t xml:space="preserve"> Submitted to Federal Reserve / FRBNY Fifth Conference on the Dollar's International Roles (Jun 2026). Gateway concentration; CLII across 19 gateways including Visa Direct-adjacent paths.</w:t>
+        <w:t xml:space="preserve"> Prepared for Federal Reserve / FRBNY Fifth Conference on the Dollar's International Roles (Jun 2026). Gateway concentration; CLII across 19 gateways with Tier 1 a 56% / 44% Coinbase-Circle duopoly; on Ethereum, transfer volume doubled while unique counterparties fell 25% and cross-gateway connections dropped from 5.8% to 2.6%.</w:t>
       </w:r>
     </w:p>
     <w:p>
@@ -613,6 +630,15 @@
         <w:ind w:left="320" w:hanging="160"/>
       </w:pPr>
       <w:r>
+        <w:t xml:space="preserve">• Dollar v3. Four digital-dollar objects (payment stablecoins, tokenized deposits, deposit tokens, yield wrappers); typology for inheritance of control environments, backstop expectations, and failure modes; load-bearing for institutional scoping of product shape and counterparty topology.</w:t>
+      </w:r>
+    </w:p>
+    <w:p>
+      <w:pPr>
+        <w:spacing w:after="28" w:before="60"/>
+        <w:ind w:left="320" w:hanging="160"/>
+      </w:pPr>
+      <w:r>
         <w:t xml:space="preserve">• </w:t>
       </w:r>
       <w:hyperlink r:id="rId23">
@@ -667,7 +693,7 @@
         </w:r>
       </w:hyperlink>
       <w:r>
-        <w:t xml:space="preserve"> Industrial control engineering (PID controller) applied to token-supply emission as programmable monetary-policy mechanism; 240-scenario Monte Carlo simulation; cuts worst-case supply volatility ~6x under competitor-shock attack.</w:t>
+        <w:t xml:space="preserve"> Industrial control engineering (PID controller) applied to token-supply emission as programmable monetary-policy mechanism; 240-scenario Monte Carlo simulation; PID emission control cuts worst-case node-count variance from CV 0.544 (static emission) to 0.087 (PID), functioning as downside insurance under competitor-shock attack.</w:t>
       </w:r>
     </w:p>
     <w:p>
@@ -844,6 +870,33 @@
           <w:sz w:val="20"/>
           <w:szCs w:val="20"/>
         </w:rPr>
+        <w:t xml:space="preserve">FRAMEWORKS AUTHORED</w:t>
+      </w:r>
+    </w:p>
+    <w:p>
+      <w:pPr>
+        <w:spacing w:after="38" w:before="60"/>
+      </w:pPr>
+      <w:r>
+        <w:t>• Authored CLII (A1), MVEP (A2), MGCPT, TCRD; drafted MVEP-AI (eight-skill suite) and CLII-AI.</w:t>
+      </w:r>
+    </w:p>
+    <w:p>
+      <w:pPr>
+        <w:pBdr>
+          <w:bottom w:val="single" w:color="AAAAAA" w:sz="3" w:space="1"/>
+        </w:pBdr>
+        <w:spacing w:before="280" w:after="120"/>
+      </w:pPr>
+      <w:r>
+        <w:rPr>
+          <w:rFonts w:ascii="Arial" w:cs="Arial" w:eastAsia="Arial" w:hAnsi="Arial"/>
+          <w:b/>
+          <w:bCs/>
+          <w:color w:val="1A1A1A"/>
+          <w:sz w:val="20"/>
+          <w:szCs w:val="20"/>
+        </w:rPr>
         <w:t xml:space="preserve">EDUCATION</w:t>
       </w:r>
     </w:p>
@@ -872,7 +925,7 @@
           <w:sz w:val="19"/>
           <w:szCs w:val="19"/>
         </w:rPr>
-        <w:t xml:space="preserve"> | B.S.B.A., Business Administration (Magna Cum Laude) · Investment Club President</w:t>
+        <w:t xml:space="preserve"> | B.S.B.A., Business Administration (Magna Cum Laude) · Investment Club President · Lingnan University, Hong Kong (exchange)</w:t>
       </w:r>
       <w:r>
         <w:rPr>
@@ -892,20 +945,6 @@
           <w:szCs w:val="19"/>
         </w:rPr>
         <w:t xml:space="preserve">2018</w:t>
-      </w:r>
-    </w:p>
-    <w:p>
-      <w:pPr>
-        <w:spacing w:after="0" w:before="60"/>
-      </w:pPr>
-      <w:r>
-        <w:rPr>
-          <w:rFonts w:ascii="Arial" w:cs="Arial" w:eastAsia="Arial" w:hAnsi="Arial"/>
-          <w:color w:val="444444"/>
-          <w:sz w:val="18"/>
-          <w:szCs w:val="18"/>
-        </w:rPr>
-        <w:t>Lingnan University, Hong Kong (Exchange)</w:t>
       </w:r>
     </w:p>
     <w:sectPr>

--- a/resumes/Zukowski_Resume_Policy.docx
+++ b/resumes/Zukowski_Resume_Policy.docx
@@ -384,7 +384,7 @@
         </w:r>
       </w:hyperlink>
       <w:r>
-        <w:t xml:space="preserve">. Three additional papers in development (B5 Bankruptcy-Priority Misaligned Incentives, A7 Control Layer Theory, SVB Causal DiD); methodology paper in preparation.</w:t>
+        <w:t xml:space="preserve">. Three additional papers in development (B5 Bankruptcy-Priority Misaligned Incentives, A7 Control Layer Theory, SVB Reserve Concentration); methodology paper in preparation.</w:t>
       </w:r>
     </w:p>
     <w:p>

--- a/resumes/Zukowski_Resume_Policy.docx
+++ b/resumes/Zukowski_Resume_Policy.docx
@@ -120,7 +120,9 @@
           <w:sz w:val="18"/>
           <w:szCs w:val="19"/>
         </w:rPr>
-        <w:t>8 federal comment letters · 8 SSRN papers · dialogues across national-security research, securities exchanges, CSDs, payments messaging, tier-1 banks, SEC-registered transfer agents</w:t>
+        <w:t>8 federal comment letters · 8 SSRN papers · dialogues across national security think tanks,</w:t>
+        <w:br/>
+        <w:t xml:space="preserve">securities exchanges, Central Securities Depositories, payments messaging, tier-1 banks, SEC-registered transfer agents</w:t>
       </w:r>
     </w:p>
     <w:p>
@@ -198,7 +200,7 @@
         <w:rPr>
           <w:i/>
         </w:rPr>
-        <w:t>Feb 2026 – Present</w:t>
+        <w:t>Feb 2026 to Present</w:t>
       </w:r>
     </w:p>
     <w:p>
@@ -419,7 +421,7 @@
         <w:rPr>
           <w:i/>
         </w:rPr>
-        <w:t>Dec 2019 – Feb 2026</w:t>
+        <w:t>Dec 2019 to Feb 2026</w:t>
       </w:r>
     </w:p>
     <w:p>
@@ -464,7 +466,7 @@
         <w:t>$200M insolvency 13 months in advance</w:t>
       </w:r>
       <w:r>
-        <w:t>; Borderless held no exposure when the predicted failure mode materialized.</w:t>
+        <w:t>, leading to a no-exposure posture before the predicted failure mode materialized.</w:t>
       </w:r>
     </w:p>
     <w:p>
@@ -530,7 +532,7 @@
         <w:ind w:left="320" w:hanging="160"/>
       </w:pPr>
       <w:r>
-        <w:t>• Built automated SEC-filing and press-release monitoring for Digital Asset Treasury Stocks (DATs); analyzed ~75 tokenization offerings in 2025 and invested in 18; AI-assisted diligence workflows reducing subscription-document review from ~4 hours to ~1 hour per deal.</w:t>
+        <w:t>• Built automated SEC-filing and press-release monitoring for Digital Asset Treasury Stocks (DATs); analyzed ~75 tokenization offerings in 2025 and invested in 18; built AI tool that cut subscription review from 4hr to 1hr per deal.</w:t>
       </w:r>
     </w:p>
     <w:p>
@@ -579,7 +581,7 @@
         </w:r>
       </w:hyperlink>
       <w:r>
-        <w:t xml:space="preserve"> Ten-category institutional diligence standard; finds bank-chartered stablecoin issuers face ~22x the regulatory capital requirements of money-transmitter-chartered issuers at $40B scale; production-validated by Circle's BUIDL March 27, 2025 incident (23 hours of limited availability).</w:t>
+        <w:t xml:space="preserve"> Ten-category institutional diligence standard; finds bank-chartered stablecoin issuers face ~22x the regulatory capital requirements of money-transmitter-chartered issuers at $40B scale.</w:t>
       </w:r>
     </w:p>
     <w:p>
@@ -630,7 +632,19 @@
         <w:ind w:left="320" w:hanging="160"/>
       </w:pPr>
       <w:r>
-        <w:t xml:space="preserve">• Dollar v3. Four digital-dollar objects (payment stablecoins, tokenized deposits, deposit tokens, yield wrappers); typology for inheritance of control environments, backstop expectations, and failure modes; load-bearing for institutional scoping of product shape and counterparty topology.</w:t>
+        <w:t xml:space="preserve">• </w:t>
+      </w:r>
+      <w:hyperlink r:id="rId30" w:history="1">
+        <w:r>
+          <w:rPr>
+            <w:rStyle w:val="Hyperlink"/>
+            <w:b/>
+          </w:rPr>
+          <w:t xml:space="preserve">Dollar v3.</w:t>
+        </w:r>
+      </w:hyperlink>
+      <w:r>
+        <w:t xml:space="preserve"> Four digital-dollar objects (payment stablecoins, tokenized deposits, deposit tokens, yield wrappers); typology for inheritance of control environments, backstop expectations, and failure modes; load-bearing for institutional scoping of product shape and counterparty topology.</w:t>
       </w:r>
     </w:p>
     <w:p>
@@ -878,7 +892,62 @@
         <w:spacing w:after="38" w:before="60"/>
       </w:pPr>
       <w:r>
-        <w:t>• Authored CLII (A1), MVEP (A2), MGCPT, TCRD; drafted MVEP-AI (eight-skill suite) and CLII-AI.</w:t>
+        <w:t xml:space="preserve">• Control Layer Intensity Index (</w:t>
+      </w:r>
+      <w:hyperlink r:id="rId25" w:history="1">
+        <w:r>
+          <w:rPr>
+            <w:rStyle w:val="Hyperlink"/>
+          </w:rPr>
+          <w:t xml:space="preserve">CLII</w:t>
+        </w:r>
+      </w:hyperlink>
+      <w:r>
+        <w:t xml:space="preserve">), Minimum Viable Equivalence Pack (</w:t>
+      </w:r>
+      <w:hyperlink r:id="rId26" w:history="1">
+        <w:r>
+          <w:rPr>
+            <w:rStyle w:val="Hyperlink"/>
+          </w:rPr>
+          <w:t xml:space="preserve">MVEP</w:t>
+        </w:r>
+      </w:hyperlink>
+      <w:r>
+        <w:t xml:space="preserve">), MVEP-gated Conditional Pass-Through (</w:t>
+      </w:r>
+      <w:hyperlink r:id="rId27" w:history="1">
+        <w:r>
+          <w:rPr>
+            <w:rStyle w:val="Hyperlink"/>
+          </w:rPr>
+          <w:t xml:space="preserve">MGCPT</w:t>
+        </w:r>
+      </w:hyperlink>
+      <w:r>
+        <w:t xml:space="preserve">; </w:t>
+      </w:r>
+      <w:hyperlink r:id="rId28" w:history="1">
+        <w:r>
+          <w:rPr>
+            <w:rStyle w:val="Hyperlink"/>
+          </w:rPr>
+          <w:t xml:space="preserve">AG19 Rec 7</w:t>
+        </w:r>
+      </w:hyperlink>
+      <w:r>
+        <w:t xml:space="preserve">), Three-Category Reserve Disclosure (</w:t>
+      </w:r>
+      <w:hyperlink r:id="rId29" w:history="1">
+        <w:r>
+          <w:rPr>
+            <w:rStyle w:val="Hyperlink"/>
+          </w:rPr>
+          <w:t xml:space="preserve">TCRD</w:t>
+        </w:r>
+      </w:hyperlink>
+      <w:r>
+        <w:t xml:space="preserve">).</w:t>
       </w:r>
     </w:p>
     <w:p>
@@ -925,7 +994,9 @@
           <w:sz w:val="19"/>
           <w:szCs w:val="19"/>
         </w:rPr>
-        <w:t xml:space="preserve"> | B.S.B.A., Business Administration (Magna Cum Laude) · Investment Club President · Lingnan University, Hong Kong (exchange)</w:t>
+        <w:t xml:space="preserve"> | B.S.B.A., Business Administration (Magna Cum Laude) · Investment Club President</w:t>
+        <w:br/>
+        <w:t xml:space="preserve">· Lingnan University, Hong Kong (exchange)</w:t>
       </w:r>
       <w:r>
         <w:rPr>

--- a/resumes/Zukowski_Resume_Policy.docx
+++ b/resumes/Zukowski_Resume_Policy.docx
@@ -837,7 +837,7 @@
         <w:spacing w:after="38" w:before="60"/>
       </w:pPr>
       <w:r>
-        <w:t>• Uniswap Foundation governance committee (2024)</w:t>
+        <w:t>• Uniswap Foundation governance committee (2025)</w:t>
       </w:r>
     </w:p>
     <w:p>
@@ -845,7 +845,7 @@
         <w:spacing w:after="38" w:before="60"/>
       </w:pPr>
       <w:r>
-        <w:t>• ETHDenver pitch judge</w:t>
+        <w:t>• ETHDenver pitch judge (2025)</w:t>
       </w:r>
     </w:p>
     <w:p>

--- a/resumes/Zukowski_Resume_Policy.docx
+++ b/resumes/Zukowski_Resume_Policy.docx
@@ -396,6 +396,15 @@
       </w:pPr>
       <w:r>
         <w:t>• Working dialogue with capital-markets infrastructure operators on stablecoin, deposit-token, tokenized-deposit, and tokenized-equity deployment.</w:t>
+      </w:r>
+    </w:p>
+    <w:p>
+      <w:pPr>
+        <w:spacing w:after="36" w:before="60"/>
+        <w:ind w:left="320" w:hanging="160"/>
+      </w:pPr>
+      <w:r>
+        <w:t xml:space="preserve">• Patent-pending cited-research system architecture (USPTO provisional 64/071,767, filed May 2026): graph-indexed substrate of 330 academic sources with nine AI-integration patterns for paper drafting, synthesis, revision-impact analysis, and verbatim quote retrieval. Production engine behind eight SSRN working papers and eight federal comment letters across a 10-day federal-engagement window in April 2026.</w:t>
       </w:r>
     </w:p>
     <w:p>

--- a/resumes/Zukowski_Resume_Policy.docx
+++ b/resumes/Zukowski_Resume_Policy.docx
@@ -13,8 +13,8 @@
           <w:b/>
           <w:bCs/>
           <w:color w:val="1A1A1A"/>
-          <w:sz w:val="40"/>
-          <w:szCs w:val="40"/>
+          <w:sz w:val="36"/>
+          <w:szCs w:val="36"/>
         </w:rPr>
         <w:t xml:space="preserve">Zach Zukowski</w:t>
       </w:r>
@@ -29,7 +29,7 @@
           <w:rFonts w:ascii="Arial" w:cs="Arial" w:eastAsia="Arial" w:hAnsi="Arial"/>
           <w:color w:val="444444"/>
           <w:sz w:val="19"/>
-          <w:szCs w:val="19"/>
+          <w:szCs w:val="16"/>
         </w:rPr>
         <w:t xml:space="preserve">Orlando, FL | Zach@Tokenization.Systems | 407-536-8625</w:t>
       </w:r>
@@ -45,7 +45,7 @@
             <w:rFonts w:ascii="Arial" w:cs="Arial" w:eastAsia="Arial" w:hAnsi="Arial"/>
             <w:color w:val="2255AA"/>
             <w:sz w:val="19"/>
-            <w:szCs w:val="19"/>
+            <w:szCs w:val="16"/>
           </w:rPr>
           <w:t xml:space="preserve">Tokenization.Systems</w:t>
         </w:r>
@@ -55,7 +55,7 @@
           <w:rFonts w:ascii="Arial" w:cs="Arial" w:eastAsia="Arial" w:hAnsi="Arial"/>
           <w:color w:val="444444"/>
           <w:sz w:val="19"/>
-          <w:szCs w:val="19"/>
+          <w:szCs w:val="16"/>
         </w:rPr>
         <w:t xml:space="preserve">  |  </w:t>
       </w:r>
@@ -65,7 +65,7 @@
             <w:rFonts w:ascii="Arial" w:cs="Arial" w:eastAsia="Arial" w:hAnsi="Arial"/>
             <w:color w:val="2255AA"/>
             <w:sz w:val="19"/>
-            <w:szCs w:val="19"/>
+            <w:szCs w:val="16"/>
           </w:rPr>
           <w:t xml:space="preserve">LinkedIn</w:t>
         </w:r>
@@ -75,7 +75,7 @@
           <w:rFonts w:ascii="Arial" w:cs="Arial" w:eastAsia="Arial" w:hAnsi="Arial"/>
           <w:color w:val="444444"/>
           <w:sz w:val="19"/>
-          <w:szCs w:val="19"/>
+          <w:szCs w:val="16"/>
         </w:rPr>
         <w:t xml:space="preserve">  |  </w:t>
       </w:r>
@@ -85,7 +85,7 @@
             <w:rFonts w:ascii="Arial" w:cs="Arial" w:eastAsia="Arial" w:hAnsi="Arial"/>
             <w:color w:val="2255AA"/>
             <w:sz w:val="19"/>
-            <w:szCs w:val="19"/>
+            <w:szCs w:val="16"/>
           </w:rPr>
           <w:t xml:space="preserve">SSRN</w:t>
         </w:r>
@@ -117,12 +117,12 @@
         <w:rPr>
           <w:rFonts w:ascii="Arial" w:cs="Arial" w:eastAsia="Arial" w:hAnsi="Arial"/>
           <w:color w:val="444444"/>
-          <w:sz w:val="18"/>
-          <w:szCs w:val="19"/>
+          <w:sz w:val="16"/>
+          <w:szCs w:val="16"/>
         </w:rPr>
         <w:t>8 federal comment letters · 8 SSRN papers · dialogues across national security think tanks,</w:t>
         <w:br/>
-        <w:t xml:space="preserve">securities exchanges, Central Securities Depositories, payments messaging, tier-1 banks, SEC-registered transfer agents</w:t>
+        <w:t xml:space="preserve">securities exchanges, Central Securities Depositories, payments messaging, tier-1 banks, SEC-registered transfer agents · Patent‑pending CSA (USPTO 64/071,767)</w:t>
       </w:r>
     </w:p>
     <w:p>
@@ -153,7 +153,7 @@
           <w:rFonts w:ascii="Arial" w:cs="Arial" w:eastAsia="Arial" w:hAnsi="Arial"/>
           <w:color w:val="1A1A1A"/>
           <w:sz w:val="19"/>
-          <w:szCs w:val="19"/>
+          <w:szCs w:val="16"/>
         </w:rPr>
         <w:t xml:space="preserve">Stablecoin policy strategist and regulatory translator. Authored eight federal regulatory comment letters in 2026 across OCC bank stablecoin engagement, Treasury GENIUS Act state similarity, FDIC payment-stablecoin reserve standards and subsidiary-issuance approvals, FinCEN AML/CFT and PPSI sanctions, and joint banking AML/CFT. Founding research hire at Borderless Capital (RIA, Dec 2019 to Feb 2026), translating GENIUS, CLARITY, Singapore MAS, MiCA, and state money-transmitter / trust-charter regimes into product, reserve, routing, and compliance decisions across U.S., Singapore, Cayman / BVI / Bermuda, and EU. Engaged in working-level dialogues on stablecoin and tokenization deployment across U.S. national-security research, major securities exchanges, central securities depositories, global payments messaging infrastructure, tier-1 bank tokenization platforms, and SEC-registered transfer agents. Now founder of Tokenization Systems (Feb 2026 to present); published the MVEP institutional diligence framework and CLII gateway concentration index. Predicted Thorchain's $200M insolvency 13 months ahead; sourced the LayerZero seed (~80x) at Borderless. Quantified the 22-to-1 capital gap between money-transmitter and bank chartering at $40B scale (MVEP finding).</w:t>
       </w:r>
@@ -396,15 +396,6 @@
       </w:pPr>
       <w:r>
         <w:t>• Working dialogue with capital-markets infrastructure operators on stablecoin, deposit-token, tokenized-deposit, and tokenized-equity deployment.</w:t>
-      </w:r>
-    </w:p>
-    <w:p>
-      <w:pPr>
-        <w:spacing w:after="36" w:before="60"/>
-        <w:ind w:left="320" w:hanging="160"/>
-      </w:pPr>
-      <w:r>
-        <w:t xml:space="preserve">• Patent-pending cited-research system architecture (USPTO provisional 64/071,767, filed May 2026): graph-indexed substrate of 330 academic sources with nine AI-integration patterns for paper drafting, synthesis, revision-impact analysis, and verbatim quote retrieval. Production engine behind eight SSRN working papers and eight federal comment letters across a 10-day federal-engagement window in April 2026.</w:t>
       </w:r>
     </w:p>
     <w:p>

--- a/resumes/Zukowski_Resume_Policy.docx
+++ b/resumes/Zukowski_Resume_Policy.docx
@@ -122,7 +122,7 @@
         </w:rPr>
         <w:t>8 federal comment letters · 8 SSRN papers · dialogues across national security think tanks,</w:t>
         <w:br/>
-        <w:t xml:space="preserve">securities exchanges, Central Securities Depositories, payments messaging, tier-1 banks, SEC-registered transfer agents · Patent‑pending CSA (USPTO 64/071,767)</w:t>
+        <w:t xml:space="preserve">securities exchanges, Central Securities Depositories, payments messaging, tier-1 banks, SEC-registered transfer agents · Patent-pending cited-research system architecture (USPTO 64/071,767)</w:t>
       </w:r>
     </w:p>
     <w:p>

--- a/resumes/Zukowski_Resume_Policy.docx
+++ b/resumes/Zukowski_Resume_Policy.docx
@@ -105,7 +105,7 @@
           <w:sz w:val="23"/>
           <w:szCs w:val="23"/>
         </w:rPr>
-        <w:t>STABLECOIN POLICY · REGULATORY TRANSLATION · FEDERAL COMMENT LETTERS</w:t>
+        <w:t>FOUNDER, TOKENIZATION SYSTEMS · STABLECOIN POLICY · REGULATORY TRANSLATION · FEDERAL COMMENT LETTERS</w:t>
       </w:r>
     </w:p>
     <w:p>
@@ -117,12 +117,10 @@
         <w:rPr>
           <w:rFonts w:ascii="Arial" w:cs="Arial" w:eastAsia="Arial" w:hAnsi="Arial"/>
           <w:color w:val="444444"/>
-          <w:sz w:val="16"/>
+          <w:sz w:val="14"/>
           <w:szCs w:val="16"/>
         </w:rPr>
-        <w:t>8 federal comment letters · 8 SSRN papers · dialogues across national security think tanks,</w:t>
-        <w:br/>
-        <w:t xml:space="preserve">securities exchanges, Central Securities Depositories, payments messaging, tier-1 banks, SEC-registered transfer agents · Patent-pending cited-research system architecture (USPTO 64/071,767)</w:t>
+        <w:t>· 8 federal comment letters · 8 SSRN papers · Dialogues across national security think tanks, securities exchanges, Central Securities Depositories, payments messaging, tier⁠-⁠1 banks, SEC⁠-⁠registered transfer agents · Patent⁠-⁠pending Canonical⁠-⁠State Architecture for multi⁠-⁠agent AI research (USPTO 64/071,767)</w:t>
       </w:r>
     </w:p>
     <w:p>
@@ -146,7 +144,7 @@
     </w:p>
     <w:p>
       <w:pPr>
-        <w:spacing w:after="38" w:before="60"/>
+        <w:spacing w:after="40" w:before="60"/>
       </w:pPr>
       <w:r>
         <w:rPr>
@@ -155,7 +153,21 @@
           <w:sz w:val="19"/>
           <w:szCs w:val="16"/>
         </w:rPr>
-        <w:t xml:space="preserve">Stablecoin policy strategist and regulatory translator. Authored eight federal regulatory comment letters in 2026 across OCC bank stablecoin engagement, Treasury GENIUS Act state similarity, FDIC payment-stablecoin reserve standards and subsidiary-issuance approvals, FinCEN AML/CFT and PPSI sanctions, and joint banking AML/CFT. Founding research hire at Borderless Capital (RIA, Dec 2019 to Feb 2026), translating GENIUS, CLARITY, Singapore MAS, MiCA, and state money-transmitter / trust-charter regimes into product, reserve, routing, and compliance decisions across U.S., Singapore, Cayman / BVI / Bermuda, and EU. Engaged in working-level dialogues on stablecoin and tokenization deployment across U.S. national-security research, major securities exchanges, central securities depositories, global payments messaging infrastructure, tier-1 bank tokenization platforms, and SEC-registered transfer agents. Now founder of Tokenization Systems (Feb 2026 to present); published the MVEP institutional diligence framework and CLII gateway concentration index. Predicted Thorchain's $200M insolvency 13 months ahead; sourced the LayerZero seed (~80x) at Borderless. Quantified the 22-to-1 capital gap between money-transmitter and bank chartering at $40B scale (MVEP finding).</w:t>
+        <w:t>Stablecoin policy and regulatory-strategy lead who translates banking and payments rulemaking into reserve, routing, and compliance positions, from federal dockets to capital-markets infrastructure. Founder of Tokenization Systems; first hire at Borderless Capital, an RIA.</w:t>
+      </w:r>
+    </w:p>
+    <w:p>
+      <w:pPr>
+        <w:spacing w:after="40" w:before="0"/>
+      </w:pPr>
+      <w:r>
+        <w:rPr>
+          <w:rFonts w:ascii="Arial" w:cs="Arial" w:eastAsia="Arial" w:hAnsi="Arial"/>
+          <w:color w:val="1A1A1A"/>
+          <w:sz w:val="19"/>
+          <w:szCs w:val="16"/>
+        </w:rPr>
+        <w:t>Focus: stablecoin and payments policy, bank versus money-transmitter charter equivalence, reserve and AML/CFT standards, regulatory translation · OCC, FDIC, FinCEN, OFAC, Treasury GENIUS, CLARITY, MiCA, Singapore MAS.</w:t>
       </w:r>
     </w:p>
     <w:p>
@@ -810,7 +822,7 @@
         <w:t>Stack:</w:t>
       </w:r>
       <w:r>
-        <w:t xml:space="preserve"> Python (pandas, statsmodels, scipy, matplotlib), R (fixest, did, synthdid), SQL (DuneSQL, Trino), JavaScript / TypeScript; 14 custom Python MCP servers wrapping the data sources above plus GitHub; Claude.ai + Claude Code + Cursor with 36-skill library and 17-file living-knowledge architecture; n8n, Apify, Git / GitHub</w:t>
+        <w:t xml:space="preserve"> Python (pandas, statsmodels, scipy, matplotlib), R (fixest, did, synthdid), SQL (DuneSQL, Trino), JavaScript / TypeScript; 22 MCP and API connections wrapping the data sources above plus GitHub; Claude.ai + Claude Code + Cursor with 36-skill library and 17-file living-knowledge architecture; n8n, Apify, Git / GitHub</w:t>
       </w:r>
     </w:p>
     <w:p>

--- a/resumes/Zukowski_Resume_Policy.docx
+++ b/resumes/Zukowski_Resume_Policy.docx
@@ -105,7 +105,7 @@
           <w:sz w:val="23"/>
           <w:szCs w:val="23"/>
         </w:rPr>
-        <w:t>FOUNDER, TOKENIZATION SYSTEMS · STABLECOIN POLICY · REGULATORY TRANSLATION · FEDERAL COMMENT LETTERS</w:t>
+        <w:t>STABLECOIN POLICY · REGULATORY TRANSLATION · FEDERAL COMMENT LETTERS</w:t>
       </w:r>
     </w:p>
     <w:p>
@@ -309,7 +309,16 @@
         </w:r>
       </w:hyperlink>
       <w:r>
-        <w:t xml:space="preserve">); </w:t>
+        <w:t xml:space="preserve">).</w:t>
+      </w:r>
+    </w:p>
+    <w:p>
+      <w:pPr>
+        <w:spacing w:after="36" w:before="60"/>
+        <w:ind w:left="320" w:hanging="160"/>
+      </w:pPr>
+      <w:r>
+        <w:t xml:space="preserve">• </w:t>
       </w:r>
       <w:hyperlink r:id="rId15">
         <w:r>
@@ -635,7 +644,7 @@
         </w:r>
       </w:hyperlink>
       <w:r>
-        <w:t xml:space="preserve"> Cross-product framework for major dollar-denominated digital products; CLII / MVEP decoupling; stress propagation through dependency chains (SVB, Circle pool, Paxos).</w:t>
+        <w:t xml:space="preserve"> Cross-product framework for major dollar-denominated digital products and how dollars move across them; CLII / MVEP decoupling; stress propagation through dependency chains (SVB, Circle pool, Paxos).</w:t>
       </w:r>
     </w:p>
     <w:p>
@@ -1007,8 +1016,6 @@
           <w:szCs w:val="19"/>
         </w:rPr>
         <w:t xml:space="preserve"> | B.S.B.A., Business Administration (Magna Cum Laude) · Investment Club President</w:t>
-        <w:br/>
-        <w:t xml:space="preserve">· Lingnan University, Hong Kong (exchange)</w:t>
       </w:r>
       <w:r>
         <w:rPr>
@@ -1028,6 +1035,16 @@
           <w:szCs w:val="19"/>
         </w:rPr>
         <w:t xml:space="preserve">2018</w:t>
+      </w:r>
+      <w:r>
+        <w:rPr>
+          <w:rFonts w:ascii="Arial" w:cs="Arial" w:eastAsia="Arial" w:hAnsi="Arial"/>
+          <w:color w:val="1A1A1A"/>
+          <w:sz w:val="19"/>
+          <w:szCs w:val="19"/>
+        </w:rPr>
+        <w:br/>
+        <w:t xml:space="preserve">· Lingnan University, Hong Kong (exchange)</w:t>
       </w:r>
     </w:p>
     <w:sectPr>

--- a/resumes/Zukowski_Resume_Policy.docx
+++ b/resumes/Zukowski_Resume_Policy.docx
@@ -447,6 +447,19 @@
     </w:p>
     <w:p>
       <w:pPr>
+        <w:spacing w:after="20" w:before="80"/>
+        <w:ind w:left="0" w:firstLine="0"/>
+      </w:pPr>
+      <w:r>
+        <w:rPr>
+          <w:b/>
+          <w:i/>
+        </w:rPr>
+        <w:t>Regulatory Engagement</w:t>
+      </w:r>
+    </w:p>
+    <w:p>
+      <w:pPr>
         <w:spacing w:after="36" w:before="60"/>
         <w:ind w:left="320" w:hanging="160"/>
       </w:pPr>
@@ -474,6 +487,37 @@
     </w:p>
     <w:p>
       <w:pPr>
+        <w:spacing w:after="20" w:before="80"/>
+        <w:ind w:left="0" w:firstLine="0"/>
+      </w:pPr>
+      <w:r>
+        <w:rPr>
+          <w:b/>
+          <w:i/>
+        </w:rPr>
+        <w:t>Market-Structure Diligence</w:t>
+      </w:r>
+    </w:p>
+    <w:p>
+      <w:pPr>
+        <w:spacing w:after="36" w:before="60"/>
+        <w:ind w:left="320" w:hanging="160"/>
+      </w:pPr>
+      <w:r>
+        <w:t xml:space="preserve">• Identified ~15% misreporting of circulating supply in a top-25 Layer 1 protocol by independently modeling its tokenomics (emission schedule, vesting, burn dynamics); the discrepancy had propagated to CoinMarketCap and CoinGecko, and was corrected after partnering with the protocol's foundation engineers.</w:t>
+      </w:r>
+    </w:p>
+    <w:p>
+      <w:pPr>
+        <w:spacing w:after="36" w:before="60"/>
+        <w:ind w:left="320" w:hanging="160"/>
+      </w:pPr>
+      <w:r>
+        <w:t xml:space="preserve">• Prevented hostile governance capture on a top-25 blockchain via voting-path simulation under coalition-attack scenarios; surfaced the vulnerability and mitigation route before exploitation.</w:t>
+      </w:r>
+    </w:p>
+    <w:p>
+      <w:pPr>
         <w:spacing w:after="36" w:before="60"/>
         <w:ind w:left="320" w:hanging="160"/>
       </w:pPr>
@@ -496,16 +540,51 @@
         <w:ind w:left="320" w:hanging="160"/>
       </w:pPr>
       <w:r>
-        <w:t xml:space="preserve">• Prevented hostile governance capture on a top-25 blockchain via voting-path simulation under coalition-attack scenarios; surfaced the vulnerability and mitigation route before exploitation.</w:t>
-      </w:r>
-    </w:p>
-    <w:p>
-      <w:pPr>
-        <w:spacing w:after="36" w:before="60"/>
-        <w:ind w:left="320" w:hanging="160"/>
-      </w:pPr>
-      <w:r>
-        <w:t xml:space="preserve">• Identified ~15% misreporting of circulating supply in a top-25 Layer 1 protocol by independently modeling its tokenomics (emission schedule, vesting, burn dynamics); the discrepancy had propagated to CoinMarketCap and CoinGecko, and was corrected after partnering with the protocol's foundation engineers.</w:t>
+        <w:t>• Built quantitative token-economic models forecasting emissions, fee capture, subsidy-to-revenue trajectories, and governance concentration under wide scenario ranges; supply-equilibrium and slashing dynamics supporting Layer 1 mechanism-design advisory.</w:t>
+      </w:r>
+    </w:p>
+    <w:p>
+      <w:pPr>
+        <w:spacing w:after="20" w:before="80"/>
+        <w:ind w:left="0" w:firstLine="0"/>
+      </w:pPr>
+      <w:r>
+        <w:rPr>
+          <w:b/>
+          <w:i/>
+        </w:rPr>
+        <w:t>Capital Deployment</w:t>
+      </w:r>
+    </w:p>
+    <w:p>
+      <w:pPr>
+        <w:spacing w:after="36" w:before="60"/>
+        <w:ind w:left="320" w:hanging="160"/>
+      </w:pPr>
+      <w:r>
+        <w:t>• Led discovery and diligence across a 1,000+ deal investment funnel (pre-seed to Series C); shipped 250 portfolio investments at ~25% deployment rate across ~10 institutional funds (~$500M AUM), with build/partner/hold recommendations to committee.</w:t>
+      </w:r>
+    </w:p>
+    <w:p>
+      <w:pPr>
+        <w:spacing w:after="36" w:before="60"/>
+        <w:ind w:left="320" w:hanging="160"/>
+      </w:pPr>
+      <w:r>
+        <w:t>• Built automated SEC-filing and press-release monitoring for Digital Asset Treasury Stocks (DATs); analyzed ~75 tokenization offerings in 2025 and invested in 18; built AI tool that cut subscription review from 4hr to 1hr per deal.</w:t>
+      </w:r>
+    </w:p>
+    <w:p>
+      <w:pPr>
+        <w:spacing w:after="20" w:before="80"/>
+        <w:ind w:left="0" w:firstLine="0"/>
+      </w:pPr>
+      <w:r>
+        <w:rPr>
+          <w:b/>
+          <w:i/>
+        </w:rPr>
+        <w:t>Advisory &amp; Education</w:t>
       </w:r>
     </w:p>
     <w:p>
@@ -527,33 +606,6 @@
       </w:hyperlink>
       <w:r>
         <w:t>.</w:t>
-      </w:r>
-    </w:p>
-    <w:p>
-      <w:pPr>
-        <w:spacing w:after="36" w:before="60"/>
-        <w:ind w:left="320" w:hanging="160"/>
-      </w:pPr>
-      <w:r>
-        <w:t>• Built quantitative token-economic models forecasting emissions, fee capture, subsidy-to-revenue trajectories, and governance concentration under wide scenario ranges; supply-equilibrium and slashing dynamics supporting Layer 1 mechanism-design advisory.</w:t>
-      </w:r>
-    </w:p>
-    <w:p>
-      <w:pPr>
-        <w:spacing w:after="36" w:before="60"/>
-        <w:ind w:left="320" w:hanging="160"/>
-      </w:pPr>
-      <w:r>
-        <w:t>• Led discovery and diligence across a 1,000+ deal investment funnel (pre-seed to Series C); shipped 250 portfolio investments at ~25% deployment rate across ~10 institutional funds (~$500M AUM), with build/partner/hold recommendations to committee.</w:t>
-      </w:r>
-    </w:p>
-    <w:p>
-      <w:pPr>
-        <w:spacing w:after="36" w:before="60"/>
-        <w:ind w:left="320" w:hanging="160"/>
-      </w:pPr>
-      <w:r>
-        <w:t>• Built automated SEC-filing and press-release monitoring for Digital Asset Treasury Stocks (DATs); analyzed ~75 tokenization offerings in 2025 and invested in 18; built AI tool that cut subscription review from 4hr to 1hr per deal.</w:t>
       </w:r>
     </w:p>
     <w:p>
@@ -964,7 +1016,7 @@
           <w:rPr>
             <w:rStyle w:val="Hyperlink"/>
           </w:rPr>
-          <w:t xml:space="preserve">TCRD</w:t>
+          <w:t xml:space="preserve">3CRD</w:t>
         </w:r>
       </w:hyperlink>
       <w:r>

--- a/resumes/Zukowski_Resume_Policy.docx
+++ b/resumes/Zukowski_Resume_Policy.docx
@@ -797,11 +797,11 @@
             <w:rStyle w:val="Hyperlink"/>
             <w:b/>
           </w:rPr>
-          <w:t xml:space="preserve">Governance Concentration Beyond Token Allocation.</w:t>
-        </w:r>
-      </w:hyperlink>
-      <w:r>
-        <w:t xml:space="preserve"> In peer review at Frontiers in Blockchain. 40-protocol cross-section: initial token allocation does not predict governance concentration; protocol sector does (DePIN significantly more concentrated than DeFi; Cohen's d = 0.96).</w:t>
+          <w:t xml:space="preserve">Auditing Governance Concentration Beyond Token Allocation.</w:t>
+        </w:r>
+      </w:hyperlink>
+      <w:r>
+        <w:t xml:space="preserve"> In peer review at Frontiers in Blockchain. Live-governance audit of 52 token protocols: launch allocation does not predict governance concentration; DePIN governance is more concentrated than DeFi after correction (Cohen's d = 0.65, a directionally robust medium effect).</w:t>
       </w:r>
     </w:p>
     <w:p>

--- a/resumes/Zukowski_Resume_Policy.docx
+++ b/resumes/Zukowski_Resume_Policy.docx
@@ -355,7 +355,6 @@
         <w:r>
           <w:rPr>
             <w:rStyle w:val="Hyperlink"/>
-            <w:b/>
           </w:rPr>
           <w:t xml:space="preserve">Control Layer Intensity Index</w:t>
         </w:r>
@@ -367,7 +366,6 @@
         <w:r>
           <w:rPr>
             <w:rStyle w:val="Hyperlink"/>
-            <w:b/>
           </w:rPr>
           <w:t xml:space="preserve">Minimum Viable Equivalence Pack</w:t>
         </w:r>
@@ -379,7 +377,6 @@
         <w:r>
           <w:rPr>
             <w:rStyle w:val="Hyperlink"/>
-            <w:b/>
           </w:rPr>
           <w:t xml:space="preserve">Adaptive Tokenomics</w:t>
         </w:r>
@@ -599,7 +596,6 @@
         <w:r>
           <w:rPr>
             <w:rStyle w:val="Hyperlink"/>
-            <w:b/>
           </w:rPr>
           <w:t xml:space="preserve">Introduction to Tokenomics</w:t>
         </w:r>
@@ -932,7 +928,6 @@
         <w:r>
           <w:rPr>
             <w:rStyle w:val="Hyperlink"/>
-            <w:b/>
           </w:rPr>
           <w:t xml:space="preserve">Introduction to Tokenomics</w:t>
         </w:r>

--- a/resumes/Zukowski_Resume_Policy.docx
+++ b/resumes/Zukowski_Resume_Policy.docx
@@ -610,7 +610,7 @@
         <w:ind w:left="320" w:hanging="160"/>
       </w:pPr>
       <w:r>
-        <w:t>• Built the firm's research function from scratch; led a four-analyst team producing ~25 long-form publications annually; taught 100 teams across nine accelerator programs (2021 to 2025).</w:t>
+        <w:t>• Built the firm's research function from scratch; led a four-analyst team and personally produced ~25 of its ~125 long-form publications annually; taught 100 teams across nine accelerator programs (2021 to 2025).</w:t>
       </w:r>
     </w:p>
     <w:p>

--- a/resumes/Zukowski_Resume_Policy.docx
+++ b/resumes/Zukowski_Resume_Policy.docx
@@ -120,7 +120,7 @@
           <w:sz w:val="14"/>
           <w:szCs w:val="16"/>
         </w:rPr>
-        <w:t>· 8 federal comment letters · 8 SSRN papers · Dialogues across national security think tanks, securities exchanges, Central Securities Depositories, payments messaging, tier⁠-⁠1 banks, SEC⁠-⁠registered transfer agents · Patent⁠-⁠pending Canonical⁠-⁠State Architecture for multi⁠-⁠agent AI research (USPTO 64/071,767)</w:t>
+        <w:t>· 12 federal comment letters · 8 SSRN papers · Dialogues across national security think tanks, securities exchanges, Central Securities Depositories, payments messaging, tier⁠-⁠1 banks, SEC⁠-⁠registered transfer agents · Patent⁠-⁠pending Canonical⁠-⁠State Architecture for multi⁠-⁠agent AI research (five USPTO provisional applications, 2026)</w:t>
       </w:r>
     </w:p>
     <w:p>
@@ -221,7 +221,7 @@
         <w:ind w:left="320" w:hanging="160"/>
       </w:pPr>
       <w:r>
-        <w:t xml:space="preserve">• Contributed eight comment letters across a federal regulatory program (OCC bank stablecoin engagement </w:t>
+        <w:t xml:space="preserve">• Contributed twelve comment letters across a federal regulatory program (OCC bank stablecoin engagement </w:t>
       </w:r>
       <w:hyperlink r:id="rId6">
         <w:r>

--- a/resumes/Zukowski_Resume_Policy.docx
+++ b/resumes/Zukowski_Resume_Policy.docx
@@ -120,7 +120,7 @@
           <w:sz w:val="14"/>
           <w:szCs w:val="16"/>
         </w:rPr>
-        <w:t>· 12 federal comment letters · 8 SSRN papers · Dialogues across national security think tanks, securities exchanges, Central Securities Depositories, payments messaging, tier⁠-⁠1 banks, SEC⁠-⁠registered transfer agents · Patent⁠-⁠pending Canonical⁠-⁠State Architecture for multi⁠-⁠agent AI research (five USPTO provisional applications, 2026)</w:t>
+        <w:t>· 12 federal comment letters · 8 SSRN papers · Dialogues across national security think tanks, securities exchanges, Central Securities Depositories, payments messaging, tier⁠-⁠1 banks, SEC⁠-⁠registered transfer agents · Patent⁠-⁠pending Canonical⁠-⁠State Architecture for multi⁠-⁠agent AI research (eight USPTO provisional applications, 2026)</w:t>
       </w:r>
     </w:p>
     <w:p>

--- a/resumes/Zukowski_Resume_Policy.docx
+++ b/resumes/Zukowski_Resume_Policy.docx
@@ -4,7 +4,7 @@
   <w:body>
     <w:p>
       <w:pPr>
-        <w:spacing w:after="20" w:before="60"/>
+        <w:spacing w:after="20"/>
         <w:jc w:val="center"/>
       </w:pPr>
       <w:r>
@@ -13,30 +13,30 @@
           <w:b/>
           <w:bCs/>
           <w:color w:val="1A1A1A"/>
-          <w:sz w:val="36"/>
-          <w:szCs w:val="36"/>
+          <w:sz w:val="37"/>
+          <w:szCs w:val="37"/>
         </w:rPr>
         <w:t xml:space="preserve">Zach Zukowski</w:t>
       </w:r>
     </w:p>
     <w:p>
       <w:pPr>
-        <w:spacing w:after="10" w:before="60"/>
+        <w:spacing w:after="10"/>
         <w:jc w:val="center"/>
       </w:pPr>
       <w:r>
         <w:rPr>
           <w:rFonts w:ascii="Arial" w:cs="Arial" w:eastAsia="Arial" w:hAnsi="Arial"/>
           <w:color w:val="444444"/>
-          <w:sz w:val="19"/>
-          <w:szCs w:val="16"/>
+          <w:sz w:val="17"/>
+          <w:szCs w:val="17"/>
         </w:rPr>
         <w:t xml:space="preserve">Orlando, FL | Zach@Tokenization.Systems | 407-536-8625</w:t>
       </w:r>
     </w:p>
     <w:p>
       <w:pPr>
-        <w:spacing w:after="55" w:before="60"/>
+        <w:spacing w:after="55"/>
         <w:jc w:val="center"/>
       </w:pPr>
       <w:hyperlink w:history="1" r:id="rIdtk3pkbjp0bnea-khivcha">
@@ -44,8 +44,8 @@
           <w:rPr>
             <w:rFonts w:ascii="Arial" w:cs="Arial" w:eastAsia="Arial" w:hAnsi="Arial"/>
             <w:color w:val="2255AA"/>
-            <w:sz w:val="19"/>
-            <w:szCs w:val="16"/>
+            <w:sz w:val="17"/>
+            <w:szCs w:val="17"/>
           </w:rPr>
           <w:t xml:space="preserve">Tokenization.Systems</w:t>
         </w:r>
@@ -54,8 +54,8 @@
         <w:rPr>
           <w:rFonts w:ascii="Arial" w:cs="Arial" w:eastAsia="Arial" w:hAnsi="Arial"/>
           <w:color w:val="444444"/>
-          <w:sz w:val="19"/>
-          <w:szCs w:val="16"/>
+          <w:sz w:val="17"/>
+          <w:szCs w:val="17"/>
         </w:rPr>
         <w:t xml:space="preserve">  |  </w:t>
       </w:r>
@@ -64,8 +64,8 @@
           <w:rPr>
             <w:rFonts w:ascii="Arial" w:cs="Arial" w:eastAsia="Arial" w:hAnsi="Arial"/>
             <w:color w:val="2255AA"/>
-            <w:sz w:val="19"/>
-            <w:szCs w:val="16"/>
+            <w:sz w:val="17"/>
+            <w:szCs w:val="17"/>
           </w:rPr>
           <w:t xml:space="preserve">LinkedIn</w:t>
         </w:r>
@@ -74,8 +74,8 @@
         <w:rPr>
           <w:rFonts w:ascii="Arial" w:cs="Arial" w:eastAsia="Arial" w:hAnsi="Arial"/>
           <w:color w:val="444444"/>
-          <w:sz w:val="19"/>
-          <w:szCs w:val="16"/>
+          <w:sz w:val="17"/>
+          <w:szCs w:val="17"/>
         </w:rPr>
         <w:t xml:space="preserve">  |  </w:t>
       </w:r>
@@ -84,8 +84,8 @@
           <w:rPr>
             <w:rFonts w:ascii="Arial" w:cs="Arial" w:eastAsia="Arial" w:hAnsi="Arial"/>
             <w:color w:val="2255AA"/>
-            <w:sz w:val="19"/>
-            <w:szCs w:val="16"/>
+            <w:sz w:val="17"/>
+            <w:szCs w:val="17"/>
           </w:rPr>
           <w:t xml:space="preserve">SSRN</w:t>
         </w:r>
@@ -93,7 +93,7 @@
     </w:p>
     <w:p>
       <w:pPr>
-        <w:spacing w:after="15" w:before="60"/>
+        <w:spacing w:after="15"/>
         <w:jc w:val="center"/>
       </w:pPr>
       <w:r>
@@ -102,23 +102,22 @@
           <w:b/>
           <w:bCs/>
           <w:color w:val="1A1A1A"/>
-          <w:sz w:val="23"/>
-          <w:szCs w:val="23"/>
+          <w:sz w:val="21"/>
+          <w:szCs w:val="21"/>
         </w:rPr>
         <w:t>STABLECOIN POLICY · REGULATORY TRANSLATION · FEDERAL COMMENT LETTERS</w:t>
       </w:r>
     </w:p>
     <w:p>
       <w:pPr>
-        <w:spacing w:after="10" w:before="60"/>
+        <w:spacing w:after="10"/>
         <w:jc w:val="center"/>
       </w:pPr>
       <w:r>
         <w:rPr>
-          <w:rFonts w:ascii="Arial" w:cs="Arial" w:eastAsia="Arial" w:hAnsi="Arial"/>
-          <w:color w:val="444444"/>
-          <w:sz w:val="14"/>
-          <w:szCs w:val="16"/>
+          <w:b w:val="0"/>
+          <w:i w:val="0"/>
+          <w:sz w:val="17"/>
         </w:rPr>
         <w:t>· 12 federal comment letters · 8 SSRN papers · Dialogues across national security think tanks, securities exchanges, Central Securities Depositories, payments messaging, tier⁠-⁠1 banks, SEC⁠-⁠registered transfer agents · Patent⁠-⁠pending Canonical⁠-⁠State Architecture for multi⁠-⁠agent AI research (eight USPTO provisional applications, 2026)</w:t>
       </w:r>
@@ -136,36 +135,36 @@
           <w:b/>
           <w:bCs/>
           <w:color w:val="1A1A1A"/>
-          <w:sz w:val="20"/>
-          <w:szCs w:val="20"/>
+          <w:sz w:val="18"/>
+          <w:szCs w:val="18"/>
         </w:rPr>
         <w:t xml:space="preserve">SUMMARY</w:t>
       </w:r>
     </w:p>
     <w:p>
       <w:pPr>
-        <w:spacing w:after="40" w:before="60"/>
+        <w:spacing w:after="40" w:before="160"/>
       </w:pPr>
       <w:r>
         <w:rPr>
           <w:rFonts w:ascii="Arial" w:cs="Arial" w:eastAsia="Arial" w:hAnsi="Arial"/>
           <w:color w:val="1A1A1A"/>
-          <w:sz w:val="19"/>
-          <w:szCs w:val="16"/>
+          <w:sz w:val="17"/>
+          <w:szCs w:val="17"/>
         </w:rPr>
         <w:t>Stablecoin policy and regulatory-strategy lead who translates banking and payments rulemaking into reserve, routing, and compliance positions, from federal dockets to capital-markets infrastructure. Founder of Tokenization Systems; first hire at Borderless Capital, an RIA.</w:t>
       </w:r>
     </w:p>
     <w:p>
       <w:pPr>
-        <w:spacing w:after="40" w:before="0"/>
+        <w:spacing w:after="38"/>
       </w:pPr>
       <w:r>
         <w:rPr>
           <w:rFonts w:ascii="Arial" w:cs="Arial" w:eastAsia="Arial" w:hAnsi="Arial"/>
           <w:color w:val="1A1A1A"/>
-          <w:sz w:val="19"/>
-          <w:szCs w:val="16"/>
+          <w:sz w:val="17"/>
+          <w:szCs w:val="17"/>
         </w:rPr>
         <w:t>Focus: stablecoin and payments policy, bank versus money-transmitter charter equivalence, reserve and AML/CFT standards, regulatory translation · OCC, FDIC, FinCEN, OFAC, Treasury GENIUS, CLARITY, MiCA, Singapore MAS.</w:t>
       </w:r>
@@ -183,8 +182,8 @@
           <w:b/>
           <w:bCs/>
           <w:color w:val="1A1A1A"/>
-          <w:sz w:val="20"/>
-          <w:szCs w:val="20"/>
+          <w:sz w:val="18"/>
+          <w:szCs w:val="18"/>
         </w:rPr>
         <w:t xml:space="preserve">EXPERIENCE</w:t>
       </w:r>
@@ -217,7 +216,7 @@
     </w:p>
     <w:p>
       <w:pPr>
-        <w:spacing w:after="36" w:before="60"/>
+        <w:spacing w:after="36"/>
         <w:ind w:left="320" w:hanging="160"/>
       </w:pPr>
       <w:r>
@@ -309,12 +308,12 @@
         </w:r>
       </w:hyperlink>
       <w:r>
-        <w:t xml:space="preserve">).</w:t>
-      </w:r>
-    </w:p>
-    <w:p>
-      <w:pPr>
-        <w:spacing w:after="36" w:before="60"/>
+        <w:t>).</w:t>
+      </w:r>
+    </w:p>
+    <w:p>
+      <w:pPr>
+        <w:spacing w:after="36"/>
         <w:ind w:left="320" w:hanging="160"/>
       </w:pPr>
       <w:r>
@@ -345,7 +344,7 @@
     </w:p>
     <w:p>
       <w:pPr>
-        <w:spacing w:after="36" w:before="60"/>
+        <w:spacing w:after="36"/>
         <w:ind w:left="320" w:hanging="160"/>
       </w:pPr>
       <w:r>
@@ -404,12 +403,12 @@
         </w:r>
       </w:hyperlink>
       <w:r>
-        <w:t xml:space="preserve">. Three additional papers in development (B5 Bankruptcy-Priority Misaligned Incentives, A7 Control Layer Theory, SVB Reserve Concentration); methodology paper in preparation.</w:t>
-      </w:r>
-    </w:p>
-    <w:p>
-      <w:pPr>
-        <w:spacing w:after="36" w:before="60"/>
+        <w:t>. Three additional papers in development (B5 Bankruptcy-Priority Misaligned Incentives, A7 Control Layer Theory, SVB Reserve Concentration); methodology paper in preparation.</w:t>
+      </w:r>
+    </w:p>
+    <w:p>
+      <w:pPr>
+        <w:spacing w:after="36"/>
         <w:ind w:left="320" w:hanging="160"/>
       </w:pPr>
       <w:r>
@@ -444,6 +443,9 @@
     </w:p>
     <w:p>
       <w:pPr>
+        <w:tabs>
+          <w:tab w:val="right" w:pos="10320"/>
+        </w:tabs>
         <w:spacing w:after="20" w:before="80"/>
         <w:ind w:left="0" w:firstLine="0"/>
       </w:pPr>
@@ -457,7 +459,7 @@
     </w:p>
     <w:p>
       <w:pPr>
-        <w:spacing w:after="36" w:before="60"/>
+        <w:spacing w:after="36"/>
         <w:ind w:left="320" w:hanging="160"/>
       </w:pPr>
       <w:r>
@@ -466,7 +468,7 @@
     </w:p>
     <w:p>
       <w:pPr>
-        <w:spacing w:after="36" w:before="60"/>
+        <w:spacing w:after="36"/>
         <w:ind w:left="320" w:hanging="160"/>
       </w:pPr>
       <w:r>
@@ -475,7 +477,7 @@
     </w:p>
     <w:p>
       <w:pPr>
-        <w:spacing w:after="36" w:before="60"/>
+        <w:spacing w:after="36"/>
         <w:ind w:left="320" w:hanging="160"/>
       </w:pPr>
       <w:r>
@@ -484,6 +486,9 @@
     </w:p>
     <w:p>
       <w:pPr>
+        <w:tabs>
+          <w:tab w:val="right" w:pos="10320"/>
+        </w:tabs>
         <w:spacing w:after="20" w:before="80"/>
         <w:ind w:left="0" w:firstLine="0"/>
       </w:pPr>
@@ -497,25 +502,25 @@
     </w:p>
     <w:p>
       <w:pPr>
-        <w:spacing w:after="36" w:before="60"/>
-        <w:ind w:left="320" w:hanging="160"/>
-      </w:pPr>
-      <w:r>
-        <w:t xml:space="preserve">• Identified ~15% misreporting of circulating supply in a top-25 Layer 1 protocol by independently modeling its tokenomics (emission schedule, vesting, burn dynamics); the discrepancy had propagated to CoinMarketCap and CoinGecko, and was corrected after partnering with the protocol's foundation engineers.</w:t>
-      </w:r>
-    </w:p>
-    <w:p>
-      <w:pPr>
-        <w:spacing w:after="36" w:before="60"/>
-        <w:ind w:left="320" w:hanging="160"/>
-      </w:pPr>
-      <w:r>
-        <w:t xml:space="preserve">• Prevented hostile governance capture on a top-25 blockchain via voting-path simulation under coalition-attack scenarios; surfaced the vulnerability and mitigation route before exploitation.</w:t>
-      </w:r>
-    </w:p>
-    <w:p>
-      <w:pPr>
-        <w:spacing w:after="36" w:before="60"/>
+        <w:spacing w:after="36"/>
+        <w:ind w:left="320" w:hanging="160"/>
+      </w:pPr>
+      <w:r>
+        <w:t>• Identified ~15% misreporting of circulating supply in a top-25 Layer 1 protocol by independently modeling its tokenomics (emission schedule, vesting, burn dynamics); the discrepancy had propagated to CoinMarketCap and CoinGecko, and was corrected after partnering with the protocol's foundation engineers.</w:t>
+      </w:r>
+    </w:p>
+    <w:p>
+      <w:pPr>
+        <w:spacing w:after="36"/>
+        <w:ind w:left="320" w:hanging="160"/>
+      </w:pPr>
+      <w:r>
+        <w:t>• Prevented hostile governance capture on a top-25 blockchain via voting-path simulation under coalition-attack scenarios; surfaced the vulnerability and mitigation route before exploitation.</w:t>
+      </w:r>
+    </w:p>
+    <w:p>
+      <w:pPr>
+        <w:spacing w:after="36"/>
         <w:ind w:left="320" w:hanging="160"/>
       </w:pPr>
       <w:r>
@@ -533,7 +538,7 @@
     </w:p>
     <w:p>
       <w:pPr>
-        <w:spacing w:after="36" w:before="60"/>
+        <w:spacing w:after="36"/>
         <w:ind w:left="320" w:hanging="160"/>
       </w:pPr>
       <w:r>
@@ -542,6 +547,9 @@
     </w:p>
     <w:p>
       <w:pPr>
+        <w:tabs>
+          <w:tab w:val="right" w:pos="10320"/>
+        </w:tabs>
         <w:spacing w:after="20" w:before="80"/>
         <w:ind w:left="0" w:firstLine="0"/>
       </w:pPr>
@@ -555,7 +563,7 @@
     </w:p>
     <w:p>
       <w:pPr>
-        <w:spacing w:after="36" w:before="60"/>
+        <w:spacing w:after="36"/>
         <w:ind w:left="320" w:hanging="160"/>
       </w:pPr>
       <w:r>
@@ -564,7 +572,7 @@
     </w:p>
     <w:p>
       <w:pPr>
-        <w:spacing w:after="36" w:before="60"/>
+        <w:spacing w:after="36"/>
         <w:ind w:left="320" w:hanging="160"/>
       </w:pPr>
       <w:r>
@@ -573,6 +581,9 @@
     </w:p>
     <w:p>
       <w:pPr>
+        <w:tabs>
+          <w:tab w:val="right" w:pos="10320"/>
+        </w:tabs>
         <w:spacing w:after="20" w:before="80"/>
         <w:ind w:left="0" w:firstLine="0"/>
       </w:pPr>
@@ -586,7 +597,7 @@
     </w:p>
     <w:p>
       <w:pPr>
-        <w:spacing w:after="36" w:before="60"/>
+        <w:spacing w:after="36"/>
         <w:ind w:left="320" w:hanging="160"/>
       </w:pPr>
       <w:r>
@@ -606,7 +617,7 @@
     </w:p>
     <w:p>
       <w:pPr>
-        <w:spacing w:after="36" w:before="60"/>
+        <w:spacing w:after="36"/>
         <w:ind w:left="320" w:hanging="160"/>
       </w:pPr>
       <w:r>
@@ -615,6 +626,7 @@
     </w:p>
     <w:p>
       <w:pPr>
+        <w:pageBreakBefore/>
         <w:pBdr>
           <w:bottom w:val="single" w:color="AAAAAA" w:sz="3" w:space="1"/>
         </w:pBdr>
@@ -626,15 +638,15 @@
           <w:b/>
           <w:bCs/>
           <w:color w:val="1A1A1A"/>
-          <w:sz w:val="20"/>
-          <w:szCs w:val="20"/>
+          <w:sz w:val="18"/>
+          <w:szCs w:val="18"/>
         </w:rPr>
         <w:t xml:space="preserve">SELECTED RESEARCH</w:t>
       </w:r>
     </w:p>
     <w:p>
       <w:pPr>
-        <w:spacing w:after="28" w:before="60"/>
+        <w:spacing w:after="28"/>
         <w:ind w:left="320" w:hanging="160"/>
       </w:pPr>
       <w:r>
@@ -655,7 +667,7 @@
     </w:p>
     <w:p>
       <w:pPr>
-        <w:spacing w:after="28" w:before="60"/>
+        <w:spacing w:after="28"/>
         <w:ind w:left="320" w:hanging="160"/>
       </w:pPr>
       <w:r>
@@ -676,7 +688,7 @@
     </w:p>
     <w:p>
       <w:pPr>
-        <w:spacing w:after="28" w:before="60"/>
+        <w:spacing w:after="28"/>
         <w:ind w:left="320" w:hanging="160"/>
       </w:pPr>
       <w:r>
@@ -697,13 +709,13 @@
     </w:p>
     <w:p>
       <w:pPr>
-        <w:spacing w:after="28" w:before="60"/>
+        <w:spacing w:after="28"/>
         <w:ind w:left="320" w:hanging="160"/>
       </w:pPr>
       <w:r>
         <w:t xml:space="preserve">• </w:t>
       </w:r>
-      <w:hyperlink r:id="rId30" w:history="1">
+      <w:hyperlink r:id="rId23">
         <w:r>
           <w:rPr>
             <w:rStyle w:val="Hyperlink"/>
@@ -718,13 +730,13 @@
     </w:p>
     <w:p>
       <w:pPr>
-        <w:spacing w:after="28" w:before="60"/>
+        <w:spacing w:after="28"/>
         <w:ind w:left="320" w:hanging="160"/>
       </w:pPr>
       <w:r>
         <w:t xml:space="preserve">• </w:t>
       </w:r>
-      <w:hyperlink r:id="rId23">
+      <w:hyperlink r:id="rId24">
         <w:r>
           <w:rPr>
             <w:rStyle w:val="Hyperlink"/>
@@ -739,7 +751,7 @@
     </w:p>
     <w:p>
       <w:pPr>
-        <w:spacing w:after="28" w:before="60"/>
+        <w:spacing w:after="28"/>
         <w:ind w:left="320" w:hanging="160"/>
       </w:pPr>
       <w:r>
@@ -760,7 +772,7 @@
     </w:p>
     <w:p>
       <w:pPr>
-        <w:spacing w:after="28" w:before="60"/>
+        <w:spacing w:after="28"/>
         <w:ind w:left="320" w:hanging="160"/>
       </w:pPr>
       <w:r>
@@ -781,7 +793,7 @@
     </w:p>
     <w:p>
       <w:pPr>
-        <w:spacing w:after="28" w:before="60"/>
+        <w:spacing w:after="28"/>
         <w:ind w:left="320" w:hanging="160"/>
       </w:pPr>
       <w:r>
@@ -802,13 +814,13 @@
     </w:p>
     <w:p>
       <w:pPr>
-        <w:spacing w:after="28" w:before="60"/>
+        <w:spacing w:after="28"/>
         <w:ind w:left="320" w:hanging="160"/>
       </w:pPr>
       <w:r>
         <w:t xml:space="preserve">• </w:t>
       </w:r>
-      <w:hyperlink r:id="rId24">
+      <w:hyperlink r:id="rId25">
         <w:r>
           <w:rPr>
             <w:rStyle w:val="Hyperlink"/>
@@ -834,15 +846,15 @@
           <w:b/>
           <w:bCs/>
           <w:color w:val="1A1A1A"/>
-          <w:sz w:val="20"/>
-          <w:szCs w:val="20"/>
+          <w:sz w:val="18"/>
+          <w:szCs w:val="18"/>
         </w:rPr>
         <w:t xml:space="preserve">TECHNICAL</w:t>
       </w:r>
     </w:p>
     <w:p>
       <w:pPr>
-        <w:spacing w:after="22" w:before="60"/>
+        <w:spacing w:after="22"/>
       </w:pPr>
       <w:r>
         <w:rPr>
@@ -856,7 +868,7 @@
     </w:p>
     <w:p>
       <w:pPr>
-        <w:spacing w:after="22" w:before="60"/>
+        <w:spacing w:after="22"/>
       </w:pPr>
       <w:r>
         <w:rPr>
@@ -870,7 +882,7 @@
     </w:p>
     <w:p>
       <w:pPr>
-        <w:spacing w:after="22" w:before="60"/>
+        <w:spacing w:after="22"/>
       </w:pPr>
       <w:r>
         <w:rPr>
@@ -895,15 +907,16 @@
           <w:b/>
           <w:bCs/>
           <w:color w:val="1A1A1A"/>
-          <w:sz w:val="20"/>
-          <w:szCs w:val="20"/>
+          <w:sz w:val="18"/>
+          <w:szCs w:val="18"/>
         </w:rPr>
         <w:t>RECOGNITION</w:t>
       </w:r>
     </w:p>
     <w:p>
       <w:pPr>
-        <w:spacing w:after="38" w:before="60"/>
+        <w:spacing w:after="36"/>
+        <w:ind w:left="320" w:hanging="160"/>
       </w:pPr>
       <w:r>
         <w:t>• Uniswap Foundation governance committee (2025)</w:t>
@@ -911,7 +924,8 @@
     </w:p>
     <w:p>
       <w:pPr>
-        <w:spacing w:after="38" w:before="60"/>
+        <w:spacing w:after="36"/>
+        <w:ind w:left="320" w:hanging="160"/>
       </w:pPr>
       <w:r>
         <w:t>• ETHDenver pitch judge (2025)</w:t>
@@ -919,7 +933,8 @@
     </w:p>
     <w:p>
       <w:pPr>
-        <w:spacing w:after="38" w:before="60"/>
+        <w:spacing w:after="36"/>
+        <w:ind w:left="320" w:hanging="160"/>
       </w:pPr>
       <w:r>
         <w:t xml:space="preserve">• </w:t>
@@ -949,20 +964,21 @@
           <w:b/>
           <w:bCs/>
           <w:color w:val="1A1A1A"/>
-          <w:sz w:val="20"/>
-          <w:szCs w:val="20"/>
-        </w:rPr>
-        <w:t xml:space="preserve">FRAMEWORKS AUTHORED</w:t>
-      </w:r>
-    </w:p>
-    <w:p>
-      <w:pPr>
-        <w:spacing w:after="38" w:before="60"/>
-      </w:pPr>
-      <w:r>
-        <w:t xml:space="preserve">• Control Layer Intensity Index (</w:t>
-      </w:r>
-      <w:hyperlink r:id="rId25" w:history="1">
+          <w:sz w:val="18"/>
+          <w:szCs w:val="18"/>
+        </w:rPr>
+        <w:t>FRAMEWORKS AUTHORED</w:t>
+      </w:r>
+    </w:p>
+    <w:p>
+      <w:pPr>
+        <w:spacing w:after="36"/>
+        <w:ind w:left="320" w:hanging="160"/>
+      </w:pPr>
+      <w:r>
+        <w:t>• Control Layer Intensity Index (</w:t>
+      </w:r>
+      <w:hyperlink r:id="rId26">
         <w:r>
           <w:rPr>
             <w:rStyle w:val="Hyperlink"/>
@@ -971,9 +987,9 @@
         </w:r>
       </w:hyperlink>
       <w:r>
-        <w:t xml:space="preserve">), Minimum Viable Equivalence Pack (</w:t>
-      </w:r>
-      <w:hyperlink r:id="rId26" w:history="1">
+        <w:t>), Minimum Viable Equivalence Pack (</w:t>
+      </w:r>
+      <w:hyperlink r:id="rId27">
         <w:r>
           <w:rPr>
             <w:rStyle w:val="Hyperlink"/>
@@ -982,9 +998,9 @@
         </w:r>
       </w:hyperlink>
       <w:r>
-        <w:t xml:space="preserve">), MVEP-gated Conditional Pass-Through (</w:t>
-      </w:r>
-      <w:hyperlink r:id="rId27" w:history="1">
+        <w:t>), MVEP-gated Conditional Pass-Through (</w:t>
+      </w:r>
+      <w:hyperlink r:id="rId28">
         <w:r>
           <w:rPr>
             <w:rStyle w:val="Hyperlink"/>
@@ -995,7 +1011,7 @@
       <w:r>
         <w:t xml:space="preserve">; </w:t>
       </w:r>
-      <w:hyperlink r:id="rId28" w:history="1">
+      <w:hyperlink r:id="rId10">
         <w:r>
           <w:rPr>
             <w:rStyle w:val="Hyperlink"/>
@@ -1004,9 +1020,9 @@
         </w:r>
       </w:hyperlink>
       <w:r>
-        <w:t xml:space="preserve">), Three-Category Reserve Disclosure (</w:t>
-      </w:r>
-      <w:hyperlink r:id="rId29" w:history="1">
+        <w:t>), Three-Category Reserve Disclosure (</w:t>
+      </w:r>
+      <w:hyperlink r:id="rId29">
         <w:r>
           <w:rPr>
             <w:rStyle w:val="Hyperlink"/>
@@ -1015,7 +1031,7 @@
         </w:r>
       </w:hyperlink>
       <w:r>
-        <w:t xml:space="preserve">).</w:t>
+        <w:t>).</w:t>
       </w:r>
     </w:p>
     <w:p>
@@ -1031,8 +1047,8 @@
           <w:b/>
           <w:bCs/>
           <w:color w:val="1A1A1A"/>
-          <w:sz w:val="20"/>
-          <w:szCs w:val="20"/>
+          <w:sz w:val="18"/>
+          <w:szCs w:val="18"/>
         </w:rPr>
         <w:t xml:space="preserve">EDUCATION</w:t>
       </w:r>
@@ -1042,56 +1058,43 @@
         <w:tabs>
           <w:tab w:val="right" w:pos="10320"/>
         </w:tabs>
-        <w:spacing w:after="0" w:before="60"/>
-      </w:pPr>
-      <w:r>
-        <w:rPr>
-          <w:rFonts w:ascii="Arial" w:cs="Arial" w:eastAsia="Arial" w:hAnsi="Arial"/>
-          <w:b/>
-          <w:bCs/>
-          <w:color w:val="1A1A1A"/>
-          <w:sz w:val="19"/>
-          <w:szCs w:val="19"/>
-        </w:rPr>
-        <w:t xml:space="preserve">High Point University</w:t>
-      </w:r>
-      <w:r>
-        <w:rPr>
-          <w:rFonts w:ascii="Arial" w:cs="Arial" w:eastAsia="Arial" w:hAnsi="Arial"/>
-          <w:color w:val="1A1A1A"/>
-          <w:sz w:val="19"/>
-          <w:szCs w:val="19"/>
+        <w:spacing w:after="0"/>
+      </w:pPr>
+      <w:r>
+        <w:rPr>
+          <w:b/>
+          <w:i w:val="0"/>
+        </w:rPr>
+        <w:t>High Point University</w:t>
+      </w:r>
+      <w:r>
+        <w:rPr>
+          <w:b w:val="0"/>
+          <w:i w:val="0"/>
         </w:rPr>
         <w:t xml:space="preserve"> | B.S.B.A., Business Administration (Magna Cum Laude) · Investment Club President</w:t>
       </w:r>
       <w:r>
         <w:rPr>
-          <w:rFonts w:ascii="Arial" w:cs="Arial" w:eastAsia="Arial" w:hAnsi="Arial"/>
-          <w:sz w:val="19"/>
-          <w:szCs w:val="19"/>
-        </w:rPr>
-        <w:t xml:space="preserve">	</w:t>
-      </w:r>
-      <w:r>
-        <w:rPr>
-          <w:rFonts w:ascii="Arial" w:cs="Arial" w:eastAsia="Arial" w:hAnsi="Arial"/>
+          <w:b w:val="0"/>
+          <w:i w:val="0"/>
+        </w:rPr>
+        <w:tab/>
+      </w:r>
+      <w:r>
+        <w:rPr>
+          <w:b w:val="0"/>
           <w:i/>
-          <w:iCs/>
-          <w:color w:val="666666"/>
-          <w:sz w:val="19"/>
-          <w:szCs w:val="19"/>
-        </w:rPr>
-        <w:t xml:space="preserve">2018</w:t>
-      </w:r>
-      <w:r>
-        <w:rPr>
-          <w:rFonts w:ascii="Arial" w:cs="Arial" w:eastAsia="Arial" w:hAnsi="Arial"/>
-          <w:color w:val="1A1A1A"/>
-          <w:sz w:val="19"/>
-          <w:szCs w:val="19"/>
+        </w:rPr>
+        <w:t>2018</w:t>
+      </w:r>
+      <w:r>
+        <w:rPr>
+          <w:b w:val="0"/>
+          <w:i w:val="0"/>
         </w:rPr>
         <w:br/>
-        <w:t xml:space="preserve">· Lingnan University, Hong Kong (exchange)</w:t>
+        <w:t>· Lingnan University, Hong Kong (exchange)</w:t>
       </w:r>
     </w:p>
     <w:sectPr>
@@ -1247,8 +1250,8 @@
       <w:rPr>
         <w:rFonts w:ascii="Arial" w:cs="Arial" w:eastAsia="Arial" w:hAnsi="Arial"/>
         <w:color w:val="1A1A1A"/>
-        <w:sz w:val="19"/>
-        <w:szCs w:val="19"/>
+        <w:sz w:val="17"/>
+        <w:szCs w:val="17"/>
       </w:rPr>
     </w:rPrDefault>
     <w:pPrDefault/>
@@ -1259,8 +1262,8 @@
     <w:next w:val="Normal"/>
     <w:qFormat/>
     <w:rPr>
-      <w:sz w:val="56"/>
-      <w:szCs w:val="56"/>
+      <w:sz w:val="52"/>
+      <w:szCs w:val="52"/>
     </w:rPr>
   </w:style>
   <w:style w:type="paragraph" w:styleId="Heading1">
@@ -1270,8 +1273,8 @@
     <w:qFormat/>
     <w:rPr>
       <w:color w:val="2E74B5"/>
-      <w:sz w:val="32"/>
-      <w:szCs w:val="32"/>
+      <w:sz w:val="29"/>
+      <w:szCs w:val="29"/>
     </w:rPr>
   </w:style>
   <w:style w:type="paragraph" w:styleId="Heading2">
@@ -1281,8 +1284,8 @@
     <w:qFormat/>
     <w:rPr>
       <w:color w:val="2E74B5"/>
-      <w:sz w:val="26"/>
-      <w:szCs w:val="26"/>
+      <w:sz w:val="24"/>
+      <w:szCs w:val="24"/>
     </w:rPr>
   </w:style>
   <w:style w:type="paragraph" w:styleId="Heading3">
@@ -1292,8 +1295,8 @@
     <w:qFormat/>
     <w:rPr>
       <w:color w:val="1F4D78"/>
-      <w:sz w:val="24"/>
-      <w:szCs w:val="24"/>
+      <w:sz w:val="22"/>
+      <w:szCs w:val="22"/>
     </w:rPr>
   </w:style>
   <w:style w:type="paragraph" w:styleId="Heading4">
@@ -1371,8 +1374,8 @@
       <w:spacing w:after="0" w:line="240" w:lineRule="auto"/>
     </w:pPr>
     <w:rPr>
-      <w:sz w:val="20"/>
-      <w:szCs w:val="20"/>
+      <w:sz w:val="18"/>
+      <w:szCs w:val="18"/>
     </w:rPr>
   </w:style>
   <w:style w:type="character" w:styleId="FootnoteTextChar">
@@ -1383,8 +1386,8 @@
     <w:semiHidden/>
     <w:unhideWhenUsed/>
     <w:rPr>
-      <w:sz w:val="20"/>
-      <w:szCs w:val="20"/>
+      <w:sz w:val="18"/>
+      <w:szCs w:val="18"/>
     </w:rPr>
   </w:style>
 </w:styles>

--- a/resumes/Zukowski_Resume_Policy.docx
+++ b/resumes/Zukowski_Resume_Policy.docx
@@ -119,7 +119,7 @@
           <w:i w:val="0"/>
           <w:sz w:val="17"/>
         </w:rPr>
-        <w:t>· 12 federal comment letters · 8 SSRN papers · Dialogues across national security think tanks, securities exchanges, Central Securities Depositories, payments messaging, tier⁠-⁠1 banks, SEC⁠-⁠registered transfer agents · Patent⁠-⁠pending Canonical⁠-⁠State Architecture for multi⁠-⁠agent AI research (eight USPTO provisional applications, 2026)</w:t>
+        <w:t>· 13 federal comment letters · 8 SSRN papers · Dialogues across national security think tanks, securities exchanges, Central Securities Depositories, payments messaging, tier⁠-⁠1 banks, SEC⁠-⁠registered transfer agents · Patent⁠-⁠pending Canonical⁠-⁠State Architecture for multi⁠-⁠agent AI research (eight USPTO provisional applications, 2026)</w:t>
       </w:r>
     </w:p>
     <w:p>
@@ -220,7 +220,7 @@
         <w:ind w:left="320" w:hanging="160"/>
       </w:pPr>
       <w:r>
-        <w:t xml:space="preserve">• Contributed twelve comment letters across a federal regulatory program (OCC bank stablecoin engagement </w:t>
+        <w:t xml:space="preserve">• Contributed thirteen comment letters across a federal regulatory program (OCC bank stablecoin engagement </w:t>
       </w:r>
       <w:hyperlink r:id="rId6">
         <w:r>

--- a/resumes/Zukowski_Resume_Policy.docx
+++ b/resumes/Zukowski_Resume_Policy.docx
@@ -119,7 +119,7 @@
           <w:i w:val="0"/>
           <w:sz w:val="17"/>
         </w:rPr>
-        <w:t>· 13 federal comment letters · 8 SSRN papers · Dialogues across national security think tanks, securities exchanges, Central Securities Depositories, payments messaging, tier⁠-⁠1 banks, SEC⁠-⁠registered transfer agents · Patent⁠-⁠pending Canonical⁠-⁠State Architecture for multi⁠-⁠agent AI research (eight USPTO provisional applications, 2026)</w:t>
+        <w:t>· 13 federal comment letters · FSB AI consultation response · 8 SSRN papers · Dialogues across national security think tanks, securities exchanges, Central Securities Depositories, payments messaging, tier⁠-⁠1 banks, SEC⁠-⁠registered transfer agents · Patent⁠-⁠pending Canonical⁠-⁠State Architecture for multi⁠-⁠agent AI research (eight USPTO provisional applications, 2026)</w:t>
       </w:r>
     </w:p>
     <w:p>
@@ -308,7 +308,18 @@
         </w:r>
       </w:hyperlink>
       <w:r>
-        <w:t>).</w:t>
+        <w:t xml:space="preserve">); first international standard-setter filing: </w:t>
+      </w:r>
+      <w:hyperlink r:id="rId15">
+        <w:r>
+          <w:rPr>
+            <w:rStyle w:val="Hyperlink"/>
+          </w:rPr>
+          <w:t xml:space="preserve">FSB AI Sound Practices consultation response</w:t>
+        </w:r>
+      </w:hyperlink>
+      <w:r>
+        <w:t xml:space="preserve"> (Jul 2026), applying the MVEP-AI / CLII-AI operator-accountability extensions.</w:t>
       </w:r>
     </w:p>
     <w:p>
@@ -319,7 +330,7 @@
       <w:r>
         <w:t xml:space="preserve">• </w:t>
       </w:r>
-      <w:hyperlink r:id="rId15">
+      <w:hyperlink r:id="rId16">
         <w:r>
           <w:rPr>
             <w:rStyle w:val="Hyperlink"/>
@@ -330,7 +341,7 @@
       <w:r>
         <w:t xml:space="preserve"> prepared for the Federal Reserve Fifth Conference on the Dollar's International Roles (Jun 2026); </w:t>
       </w:r>
-      <w:hyperlink r:id="rId16">
+      <w:hyperlink r:id="rId17">
         <w:r>
           <w:rPr>
             <w:rStyle w:val="Hyperlink"/>
@@ -339,7 +350,7 @@
         </w:r>
       </w:hyperlink>
       <w:r>
-        <w:t xml:space="preserve"> in peer review at Frontiers in Blockchain.</w:t>
+        <w:t xml:space="preserve"> accepted for publication at Frontiers in Blockchain.</w:t>
       </w:r>
     </w:p>
     <w:p>
@@ -350,51 +361,51 @@
       <w:r>
         <w:t xml:space="preserve">• Authored an eight-paper SSRN-live research program covering the </w:t>
       </w:r>
+      <w:hyperlink r:id="rId18">
+        <w:r>
+          <w:rPr>
+            <w:rStyle w:val="Hyperlink"/>
+          </w:rPr>
+          <w:t xml:space="preserve">Control Layer Intensity Index</w:t>
+        </w:r>
+      </w:hyperlink>
+      <w:r>
+        <w:t xml:space="preserve"> (CLII) for gateway concentration, the </w:t>
+      </w:r>
+      <w:hyperlink r:id="rId19">
+        <w:r>
+          <w:rPr>
+            <w:rStyle w:val="Hyperlink"/>
+          </w:rPr>
+          <w:t xml:space="preserve">Minimum Viable Equivalence Pack</w:t>
+        </w:r>
+      </w:hyperlink>
+      <w:r>
+        <w:t xml:space="preserve"> (MVEP) for institutional tokenization diligence, programmable monetary-policy design (</w:t>
+      </w:r>
+      <w:hyperlink r:id="rId20">
+        <w:r>
+          <w:rPr>
+            <w:rStyle w:val="Hyperlink"/>
+          </w:rPr>
+          <w:t xml:space="preserve">Adaptive Tokenomics</w:t>
+        </w:r>
+      </w:hyperlink>
+      <w:r>
+        <w:t xml:space="preserve">), </w:t>
+      </w:r>
       <w:hyperlink r:id="rId17">
         <w:r>
           <w:rPr>
             <w:rStyle w:val="Hyperlink"/>
           </w:rPr>
-          <w:t xml:space="preserve">Control Layer Intensity Index</w:t>
-        </w:r>
-      </w:hyperlink>
-      <w:r>
-        <w:t xml:space="preserve"> (CLII) for gateway concentration, the </w:t>
-      </w:r>
-      <w:hyperlink r:id="rId18">
-        <w:r>
-          <w:rPr>
-            <w:rStyle w:val="Hyperlink"/>
-          </w:rPr>
-          <w:t xml:space="preserve">Minimum Viable Equivalence Pack</w:t>
-        </w:r>
-      </w:hyperlink>
-      <w:r>
-        <w:t xml:space="preserve"> (MVEP) for institutional tokenization diligence, programmable monetary-policy design (</w:t>
-      </w:r>
-      <w:hyperlink r:id="rId19">
-        <w:r>
-          <w:rPr>
-            <w:rStyle w:val="Hyperlink"/>
-          </w:rPr>
-          <w:t xml:space="preserve">Adaptive Tokenomics</w:t>
-        </w:r>
-      </w:hyperlink>
-      <w:r>
-        <w:t xml:space="preserve">), </w:t>
-      </w:r>
-      <w:hyperlink r:id="rId16">
-        <w:r>
-          <w:rPr>
-            <w:rStyle w:val="Hyperlink"/>
-          </w:rPr>
           <w:t xml:space="preserve">governance concentration</w:t>
         </w:r>
       </w:hyperlink>
       <w:r>
         <w:t xml:space="preserve">, and </w:t>
       </w:r>
-      <w:hyperlink r:id="rId20">
+      <w:hyperlink r:id="rId21">
         <w:r>
           <w:rPr>
             <w:rStyle w:val="Hyperlink"/>
@@ -603,7 +614,7 @@
       <w:r>
         <w:t xml:space="preserve">• Advised 100 portfolio companies 1-on-1 on token mechanism design (stablecoin reserves, governance-token allocation and incentive design, yield wrappers, burn/emission dynamics); standards defined in </w:t>
       </w:r>
-      <w:hyperlink r:id="rId21">
+      <w:hyperlink r:id="rId22">
         <w:r>
           <w:rPr>
             <w:rStyle w:val="Hyperlink"/>
@@ -652,7 +663,7 @@
       <w:r>
         <w:t xml:space="preserve">• </w:t>
       </w:r>
-      <w:hyperlink r:id="rId18">
+      <w:hyperlink r:id="rId19">
         <w:r>
           <w:rPr>
             <w:rStyle w:val="Hyperlink"/>
@@ -673,7 +684,7 @@
       <w:r>
         <w:t xml:space="preserve">• </w:t>
       </w:r>
-      <w:hyperlink r:id="rId15">
+      <w:hyperlink r:id="rId16">
         <w:r>
           <w:rPr>
             <w:rStyle w:val="Hyperlink"/>
@@ -694,7 +705,7 @@
       <w:r>
         <w:t xml:space="preserve">• </w:t>
       </w:r>
-      <w:hyperlink r:id="rId22">
+      <w:hyperlink r:id="rId23">
         <w:r>
           <w:rPr>
             <w:rStyle w:val="Hyperlink"/>
@@ -715,7 +726,7 @@
       <w:r>
         <w:t xml:space="preserve">• </w:t>
       </w:r>
-      <w:hyperlink r:id="rId23">
+      <w:hyperlink r:id="rId24">
         <w:r>
           <w:rPr>
             <w:rStyle w:val="Hyperlink"/>
@@ -736,7 +747,7 @@
       <w:r>
         <w:t xml:space="preserve">• </w:t>
       </w:r>
-      <w:hyperlink r:id="rId24">
+      <w:hyperlink r:id="rId25">
         <w:r>
           <w:rPr>
             <w:rStyle w:val="Hyperlink"/>
@@ -757,17 +768,38 @@
       <w:r>
         <w:t xml:space="preserve">• </w:t>
       </w:r>
+      <w:hyperlink r:id="rId21">
+        <w:r>
+          <w:rPr>
+            <w:rStyle w:val="Hyperlink"/>
+            <w:b/>
+          </w:rPr>
+          <w:t xml:space="preserve">Operational Risk in Token Economies.</w:t>
+        </w:r>
+      </w:hyperlink>
+      <w:r>
+        <w:t xml:space="preserve"> Operational-risk taxonomy (74 risk vectors, 64 testable controls, 31 program objectives) mapped to a 624-scenario battery; Lido V3 staking-vault case study.</w:t>
+      </w:r>
+    </w:p>
+    <w:p>
+      <w:pPr>
+        <w:spacing w:after="28"/>
+        <w:ind w:left="320" w:hanging="160"/>
+      </w:pPr>
+      <w:r>
+        <w:t xml:space="preserve">• </w:t>
+      </w:r>
       <w:hyperlink r:id="rId20">
         <w:r>
           <w:rPr>
             <w:rStyle w:val="Hyperlink"/>
             <w:b/>
           </w:rPr>
-          <w:t xml:space="preserve">Operational Risk in Token Economies.</w:t>
-        </w:r>
-      </w:hyperlink>
-      <w:r>
-        <w:t xml:space="preserve"> Operational-risk taxonomy (74 risk vectors, 64 testable controls, 31 program objectives) mapped to a 624-scenario battery; Lido V3 staking-vault case study.</w:t>
+          <w:t xml:space="preserve">Adaptive Tokenomics.</w:t>
+        </w:r>
+      </w:hyperlink>
+      <w:r>
+        <w:t xml:space="preserve"> Industrial control engineering (PID controller) applied to token-supply emission as programmable monetary-policy mechanism; 240-scenario Monte Carlo simulation; PID emission control cuts worst-case node-count variance from CV 0.544 (static emission) to 0.087 (PID), functioning as downside insurance under competitor-shock attack.</w:t>
       </w:r>
     </w:p>
     <w:p>
@@ -778,17 +810,17 @@
       <w:r>
         <w:t xml:space="preserve">• </w:t>
       </w:r>
-      <w:hyperlink r:id="rId19">
+      <w:hyperlink r:id="rId17">
         <w:r>
           <w:rPr>
             <w:rStyle w:val="Hyperlink"/>
             <w:b/>
           </w:rPr>
-          <w:t xml:space="preserve">Adaptive Tokenomics.</w:t>
-        </w:r>
-      </w:hyperlink>
-      <w:r>
-        <w:t xml:space="preserve"> Industrial control engineering (PID controller) applied to token-supply emission as programmable monetary-policy mechanism; 240-scenario Monte Carlo simulation; PID emission control cuts worst-case node-count variance from CV 0.544 (static emission) to 0.087 (PID), functioning as downside insurance under competitor-shock attack.</w:t>
+          <w:t xml:space="preserve">Auditing Governance Concentration Beyond Token Allocation.</w:t>
+        </w:r>
+      </w:hyperlink>
+      <w:r>
+        <w:t xml:space="preserve"> Accepted for publication at Frontiers in Blockchain. Live-governance audit of 52 token protocols: launch allocation does not predict governance concentration; DePIN governance is more concentrated than DeFi after correction (Cohen's d = 0.65, a directionally robust medium effect).</w:t>
       </w:r>
     </w:p>
     <w:p>
@@ -799,28 +831,7 @@
       <w:r>
         <w:t xml:space="preserve">• </w:t>
       </w:r>
-      <w:hyperlink r:id="rId16">
-        <w:r>
-          <w:rPr>
-            <w:rStyle w:val="Hyperlink"/>
-            <w:b/>
-          </w:rPr>
-          <w:t xml:space="preserve">Auditing Governance Concentration Beyond Token Allocation.</w:t>
-        </w:r>
-      </w:hyperlink>
-      <w:r>
-        <w:t xml:space="preserve"> In peer review at Frontiers in Blockchain. Live-governance audit of 52 token protocols: launch allocation does not predict governance concentration; DePIN governance is more concentrated than DeFi after correction (Cohen's d = 0.65, a directionally robust medium effect).</w:t>
-      </w:r>
-    </w:p>
-    <w:p>
-      <w:pPr>
-        <w:spacing w:after="28"/>
-        <w:ind w:left="320" w:hanging="160"/>
-      </w:pPr>
-      <w:r>
-        <w:t xml:space="preserve">• </w:t>
-      </w:r>
-      <w:hyperlink r:id="rId25">
+      <w:hyperlink r:id="rId26">
         <w:r>
           <w:rPr>
             <w:rStyle w:val="Hyperlink"/>
@@ -939,7 +950,7 @@
       <w:r>
         <w:t xml:space="preserve">• </w:t>
       </w:r>
-      <w:hyperlink r:id="rId21">
+      <w:hyperlink r:id="rId22">
         <w:r>
           <w:rPr>
             <w:rStyle w:val="Hyperlink"/>
@@ -978,7 +989,7 @@
       <w:r>
         <w:t>• Control Layer Intensity Index (</w:t>
       </w:r>
-      <w:hyperlink r:id="rId26">
+      <w:hyperlink r:id="rId27">
         <w:r>
           <w:rPr>
             <w:rStyle w:val="Hyperlink"/>
@@ -989,7 +1000,7 @@
       <w:r>
         <w:t>), Minimum Viable Equivalence Pack (</w:t>
       </w:r>
-      <w:hyperlink r:id="rId27">
+      <w:hyperlink r:id="rId28">
         <w:r>
           <w:rPr>
             <w:rStyle w:val="Hyperlink"/>
@@ -1000,7 +1011,7 @@
       <w:r>
         <w:t>), MVEP-gated Conditional Pass-Through (</w:t>
       </w:r>
-      <w:hyperlink r:id="rId28">
+      <w:hyperlink r:id="rId29">
         <w:r>
           <w:rPr>
             <w:rStyle w:val="Hyperlink"/>
@@ -1022,7 +1033,7 @@
       <w:r>
         <w:t>), Three-Category Reserve Disclosure (</w:t>
       </w:r>
-      <w:hyperlink r:id="rId29">
+      <w:hyperlink r:id="rId30">
         <w:r>
           <w:rPr>
             <w:rStyle w:val="Hyperlink"/>

--- a/resumes/Zukowski_Resume_Policy.docx
+++ b/resumes/Zukowski_Resume_Policy.docx
@@ -119,7 +119,9 @@
           <w:i w:val="0"/>
           <w:sz w:val="17"/>
         </w:rPr>
-        <w:t>· 13 federal comment letters · FSB AI consultation response · 8 SSRN papers · Dialogues across national security think tanks, securities exchanges, Central Securities Depositories, payments messaging, tier⁠-⁠1 banks, SEC⁠-⁠registered transfer agents · Patent⁠-⁠pending Canonical⁠-⁠State Architecture for multi⁠-⁠agent AI research (eight USPTO provisional applications, 2026)</w:t>
+        <w:t>· 13 federal comment letters · FSB AI consultation response · 8 SSRN papers · Dialogues across national security think tanks, securities exchanges, Central Securities Depositories, payments messaging, tier⁠-⁠1 banks, SEC⁠-⁠registered transfer agents</w:t>
+        <w:br/>
+        <w:t>· Patent⁠-⁠pending Canonical⁠-⁠State Architecture for multi⁠-⁠agent AI research (eight USPTO provisional applications, 2026)</w:t>
       </w:r>
     </w:p>
     <w:p>

--- a/resumes/Zukowski_Resume_Policy.docx
+++ b/resumes/Zukowski_Resume_Policy.docx
@@ -121,7 +121,7 @@
         </w:rPr>
         <w:t>· 13 federal comment letters · FSB AI consultation response · 8 SSRN papers · Dialogues across national security think tanks, securities exchanges, Central Securities Depositories, payments messaging, tier⁠-⁠1 banks, SEC⁠-⁠registered transfer agents</w:t>
         <w:br/>
-        <w:t>· Patent⁠-⁠pending Canonical⁠-⁠State Architecture for multi⁠-⁠agent AI research (eight USPTO provisional applications, 2026)</w:t>
+        <w:t>· Patent⁠-⁠pending Canonical⁠-⁠State Architecture for multi⁠-⁠agent AI research (ten USPTO provisional applications, 2026)</w:t>
       </w:r>
     </w:p>
     <w:p>

--- a/resumes/Zukowski_Resume_Policy.docx
+++ b/resumes/Zukowski_Resume_Policy.docx
@@ -121,7 +121,7 @@
         </w:rPr>
         <w:t>· 13 federal comment letters · FSB AI consultation response · 8 SSRN papers · Dialogues across national security think tanks, securities exchanges, Central Securities Depositories, payments messaging, tier⁠-⁠1 banks, SEC⁠-⁠registered transfer agents</w:t>
         <w:br/>
-        <w:t>· Patent⁠-⁠pending Canonical⁠-⁠State Architecture for multi⁠-⁠agent AI research (ten USPTO provisional applications, 2026)</w:t>
+        <w:t>· Patent⁠-⁠pending Canonical⁠-⁠State Architecture for multi⁠-⁠agent AI research (eleven USPTO provisional applications, 2026)</w:t>
       </w:r>
     </w:p>
     <w:p>

--- a/resumes/Zukowski_Resume_Policy.docx
+++ b/resumes/Zukowski_Resume_Policy.docx
@@ -121,7 +121,7 @@
         </w:rPr>
         <w:t>· 13 federal comment letters · FSB AI consultation response · 8 SSRN papers · Dialogues across national security think tanks, securities exchanges, Central Securities Depositories, payments messaging, tier⁠-⁠1 banks, SEC⁠-⁠registered transfer agents</w:t>
         <w:br/>
-        <w:t>· Patent⁠-⁠pending Canonical⁠-⁠State Architecture for multi⁠-⁠agent AI research (eleven USPTO provisional applications, 2026)</w:t>
+        <w:t>· Patent⁠-⁠pending Canonical⁠-⁠State Architecture for multi⁠-⁠agent AI research (twelve USPTO provisional applications, 2026)</w:t>
       </w:r>
     </w:p>
     <w:p>

--- a/resumes/Zukowski_Resume_Policy.docx
+++ b/resumes/Zukowski_Resume_Policy.docx
@@ -121,7 +121,7 @@
         </w:rPr>
         <w:t>· 13 federal comment letters · FSB AI consultation response · 8 SSRN papers · Dialogues across national security think tanks, securities exchanges, Central Securities Depositories, payments messaging, tier⁠-⁠1 banks, SEC⁠-⁠registered transfer agents</w:t>
         <w:br/>
-        <w:t>· Patent⁠-⁠pending Canonical⁠-⁠State Architecture for multi⁠-⁠agent AI research (twelve USPTO provisional applications, 2026)</w:t>
+        <w:t>· Patent⁠-⁠pending Canonical⁠-⁠State Architecture for multi⁠-⁠agent AI research (sixteen USPTO provisional applications, 2026)</w:t>
       </w:r>
     </w:p>
     <w:p>
@@ -222,7 +222,7 @@
         <w:ind w:left="320" w:hanging="160"/>
       </w:pPr>
       <w:r>
-        <w:t xml:space="preserve">• Contributed thirteen comment letters across a federal regulatory program (OCC bank stablecoin engagement </w:t>
+        <w:t xml:space="preserve">• Contributed fourteen comment letters across a federal regulatory program (OCC bank stablecoin engagement </w:t>
       </w:r>
       <w:hyperlink r:id="rId6">
         <w:r>

--- a/resumes/Zukowski_Resume_Policy.docx
+++ b/resumes/Zukowski_Resume_Policy.docx
@@ -589,7 +589,7 @@
         <w:ind w:left="320" w:hanging="160"/>
       </w:pPr>
       <w:r>
-        <w:t>• Built automated SEC-filing and press-release monitoring for Digital Asset Treasury Stocks (DATs); analyzed ~75 tokenization offerings in 2025 and invested in 18; built AI tool that cut subscription review from 4hr to 1hr per deal.</w:t>
+        <w:t>• Built an automated SEC-filing and press-release monitoring pipeline (n8n + Apify) covering 30+ Digital Asset Treasury Stocks (DATs), tracking coins held, cash, debt, and share counts (float, adjusted, fully diluted) per issuer to compute multiple on NAV (mNAV) apples to apples across the sector; analyzed ~75 tokenization offerings in 2025 and invested in 18; built AI tool that cut subscription review from 4hr to 1hr per deal.</w:t>
       </w:r>
     </w:p>
     <w:p>

--- a/resumes/Zukowski_Resume_Policy.docx
+++ b/resumes/Zukowski_Resume_Policy.docx
@@ -801,7 +801,7 @@
         </w:r>
       </w:hyperlink>
       <w:r>
-        <w:t xml:space="preserve"> Industrial control engineering (PID controller) applied to token-supply emission as programmable monetary-policy mechanism; 240-scenario Monte Carlo simulation; PID emission control cuts worst-case node-count variance from CV 0.544 (static emission) to 0.087 (PID), functioning as downside insurance under competitor-shock attack.</w:t>
+        <w:t xml:space="preserve"> Industrial control engineering (PID controller) applied to token-supply emission as programmable monetary-policy mechanism; 806-run agent-based simulation battery; PID emission control cuts worst-case node-count variance from CV 0.544 (static emission) to 0.087 (PID), functioning as downside insurance under competitor-shock attack.</w:t>
       </w:r>
     </w:p>
     <w:p>

--- a/resumes/Zukowski_Resume_Policy.docx
+++ b/resumes/Zukowski_Resume_Policy.docx
@@ -675,7 +675,7 @@
         </w:r>
       </w:hyperlink>
       <w:r>
-        <w:t xml:space="preserve"> Ten-category institutional diligence standard; finds bank-chartered stablecoin issuers face ~22x the regulatory capital requirements of money-transmitter-chartered issuers at $40B scale.</w:t>
+        <w:t xml:space="preserve"> Ten-category institutional diligence standard; finds bank-chartered stablecoin issuers face ~22x the regulatory capital requirements of money-transmitter-chartered issuers at $40B scale. Under review at the Journal of Financial Regulation (editor-invited).</w:t>
       </w:r>
     </w:p>
     <w:p>
@@ -713,6 +713,48 @@
             <w:rStyle w:val="Hyperlink"/>
             <w:b/>
           </w:rPr>
+          <w:t xml:space="preserve">Who Controls Agentic Payments?</w:t>
+        </w:r>
+      </w:hyperlink>
+      <w:r>
+        <w:t xml:space="preserve"> First control-layer measurement of agentic payments (x402). May 2026 facilitator concentration: Base HHI 6,009 by count and 4,040 by dollar volume; Solana 4,203 and 4,915, all above the 2,500 highly-concentrated threshold at under 14 months of market age.</w:t>
+      </w:r>
+    </w:p>
+    <w:p>
+      <w:pPr>
+        <w:spacing w:after="28"/>
+        <w:ind w:left="320" w:hanging="160"/>
+      </w:pPr>
+      <w:r>
+        <w:t xml:space="preserve">• </w:t>
+      </w:r>
+      <w:hyperlink r:id="rId15">
+        <w:r>
+          <w:rPr>
+            <w:rStyle w:val="Hyperlink"/>
+            <w:b/>
+          </w:rPr>
+          <w:t xml:space="preserve">FSB AI Sound Practices response.</w:t>
+        </w:r>
+      </w:hyperlink>
+      <w:r>
+        <w:t xml:space="preserve"> Filed 2026-07-01; the program's first international standard-setter filing. Three practice additions (composition-chain documentation, execution-authority evidence, dependency-concentration monitoring) plus the invited nonbank case study on settlement facilitators.</w:t>
+      </w:r>
+    </w:p>
+    <w:p>
+      <w:pPr>
+        <w:spacing w:after="28"/>
+        <w:ind w:left="320" w:hanging="160"/>
+      </w:pPr>
+      <w:r>
+        <w:t xml:space="preserve">• </w:t>
+      </w:r>
+      <w:hyperlink r:id="rId24">
+        <w:r>
+          <w:rPr>
+            <w:rStyle w:val="Hyperlink"/>
+            <w:b/>
+          </w:rPr>
           <w:t xml:space="preserve">Seven Dollars.</w:t>
         </w:r>
       </w:hyperlink>
@@ -728,7 +770,7 @@
       <w:r>
         <w:t xml:space="preserve">• </w:t>
       </w:r>
-      <w:hyperlink r:id="rId24">
+      <w:hyperlink r:id="rId25">
         <w:r>
           <w:rPr>
             <w:rStyle w:val="Hyperlink"/>
@@ -749,7 +791,7 @@
       <w:r>
         <w:t xml:space="preserve">• </w:t>
       </w:r>
-      <w:hyperlink r:id="rId25">
+      <w:hyperlink r:id="rId26">
         <w:r>
           <w:rPr>
             <w:rStyle w:val="Hyperlink"/>
@@ -833,7 +875,7 @@
       <w:r>
         <w:t xml:space="preserve">• </w:t>
       </w:r>
-      <w:hyperlink r:id="rId26">
+      <w:hyperlink r:id="rId27">
         <w:r>
           <w:rPr>
             <w:rStyle w:val="Hyperlink"/>
@@ -991,7 +1033,7 @@
       <w:r>
         <w:t>• Control Layer Intensity Index (</w:t>
       </w:r>
-      <w:hyperlink r:id="rId27">
+      <w:hyperlink r:id="rId28">
         <w:r>
           <w:rPr>
             <w:rStyle w:val="Hyperlink"/>
@@ -1002,7 +1044,7 @@
       <w:r>
         <w:t>), Minimum Viable Equivalence Pack (</w:t>
       </w:r>
-      <w:hyperlink r:id="rId28">
+      <w:hyperlink r:id="rId29">
         <w:r>
           <w:rPr>
             <w:rStyle w:val="Hyperlink"/>
@@ -1013,7 +1055,7 @@
       <w:r>
         <w:t>), MVEP-gated Conditional Pass-Through (</w:t>
       </w:r>
-      <w:hyperlink r:id="rId29">
+      <w:hyperlink r:id="rId30">
         <w:r>
           <w:rPr>
             <w:rStyle w:val="Hyperlink"/>
@@ -1035,7 +1077,7 @@
       <w:r>
         <w:t>), Three-Category Reserve Disclosure (</w:t>
       </w:r>
-      <w:hyperlink r:id="rId30">
+      <w:hyperlink r:id="rId31">
         <w:r>
           <w:rPr>
             <w:rStyle w:val="Hyperlink"/>

--- a/resumes/Zukowski_Resume_Policy.docx
+++ b/resumes/Zukowski_Resume_Policy.docx
@@ -119,9 +119,9 @@
           <w:i w:val="0"/>
           <w:sz w:val="17"/>
         </w:rPr>
-        <w:t>· 13 federal comment letters · FSB AI consultation response · 8 SSRN papers · Dialogues across national security think tanks, securities exchanges, Central Securities Depositories, payments messaging, tier⁠-⁠1 banks, SEC⁠-⁠registered transfer agents</w:t>
+        <w:t>· 14 federal comment letters · FSB AI consultation response · 8 SSRN papers · Dialogues across national security think tanks, securities exchanges, Central Securities Depositories, payments messaging, tier⁠-⁠1 banks, SEC⁠-⁠registered transfer agents</w:t>
         <w:br/>
-        <w:t>· Patent⁠-⁠pending Canonical⁠-⁠State Architecture for multi⁠-⁠agent AI research (sixteen USPTO provisional applications, 2026)</w:t>
+        <w:t>· 16 USPTO patent applications across 8 families (Canonical⁠-⁠State Architecture for multi⁠-⁠agent AI research)</w:t>
       </w:r>
     </w:p>
     <w:p>

--- a/resumes/Zukowski_Resume_Policy.docx
+++ b/resumes/Zukowski_Resume_Policy.docx
@@ -675,7 +675,7 @@
         </w:r>
       </w:hyperlink>
       <w:r>
-        <w:t xml:space="preserve"> Ten-category institutional diligence standard; finds bank-chartered stablecoin issuers face ~22x the regulatory capital requirements of money-transmitter-chartered issuers at $40B scale. Under review at the Journal of Financial Regulation (editor-invited).</w:t>
+        <w:t xml:space="preserve"> Ten-category institutional diligence standard; finds bank-chartered stablecoin issuers face ~22x the regulatory capital requirements of money-transmitter-chartered issuers at $40B scale. Editor-invited submission to the Journal of Financial Regulation.</w:t>
       </w:r>
     </w:p>
     <w:p>

--- a/resumes/Zukowski_Resume_Policy.docx
+++ b/resumes/Zukowski_Resume_Policy.docx
@@ -13,8 +13,8 @@
           <w:b/>
           <w:bCs/>
           <w:color w:val="1A1A1A"/>
-          <w:sz w:val="37"/>
-          <w:szCs w:val="37"/>
+          <w:sz w:val="36"/>
+          <w:szCs w:val="36"/>
         </w:rPr>
         <w:t xml:space="preserve">Zach Zukowski</w:t>
       </w:r>
@@ -28,8 +28,8 @@
         <w:rPr>
           <w:rFonts w:ascii="Arial" w:cs="Arial" w:eastAsia="Arial" w:hAnsi="Arial"/>
           <w:color w:val="444444"/>
-          <w:sz w:val="17"/>
-          <w:szCs w:val="17"/>
+          <w:sz w:val="16"/>
+          <w:szCs w:val="16"/>
         </w:rPr>
         <w:t xml:space="preserve">Orlando, FL | Zach@Tokenization.Systems | 407-536-8625</w:t>
       </w:r>
@@ -44,8 +44,8 @@
           <w:rPr>
             <w:rFonts w:ascii="Arial" w:cs="Arial" w:eastAsia="Arial" w:hAnsi="Arial"/>
             <w:color w:val="2255AA"/>
-            <w:sz w:val="17"/>
-            <w:szCs w:val="17"/>
+            <w:sz w:val="16"/>
+            <w:szCs w:val="16"/>
           </w:rPr>
           <w:t xml:space="preserve">Tokenization.Systems</w:t>
         </w:r>
@@ -54,8 +54,8 @@
         <w:rPr>
           <w:rFonts w:ascii="Arial" w:cs="Arial" w:eastAsia="Arial" w:hAnsi="Arial"/>
           <w:color w:val="444444"/>
-          <w:sz w:val="17"/>
-          <w:szCs w:val="17"/>
+          <w:sz w:val="16"/>
+          <w:szCs w:val="16"/>
         </w:rPr>
         <w:t xml:space="preserve">  |  </w:t>
       </w:r>
@@ -64,8 +64,8 @@
           <w:rPr>
             <w:rFonts w:ascii="Arial" w:cs="Arial" w:eastAsia="Arial" w:hAnsi="Arial"/>
             <w:color w:val="2255AA"/>
-            <w:sz w:val="17"/>
-            <w:szCs w:val="17"/>
+            <w:sz w:val="16"/>
+            <w:szCs w:val="16"/>
           </w:rPr>
           <w:t xml:space="preserve">LinkedIn</w:t>
         </w:r>
@@ -74,8 +74,8 @@
         <w:rPr>
           <w:rFonts w:ascii="Arial" w:cs="Arial" w:eastAsia="Arial" w:hAnsi="Arial"/>
           <w:color w:val="444444"/>
-          <w:sz w:val="17"/>
-          <w:szCs w:val="17"/>
+          <w:sz w:val="16"/>
+          <w:szCs w:val="16"/>
         </w:rPr>
         <w:t xml:space="preserve">  |  </w:t>
       </w:r>
@@ -84,8 +84,8 @@
           <w:rPr>
             <w:rFonts w:ascii="Arial" w:cs="Arial" w:eastAsia="Arial" w:hAnsi="Arial"/>
             <w:color w:val="2255AA"/>
-            <w:sz w:val="17"/>
-            <w:szCs w:val="17"/>
+            <w:sz w:val="16"/>
+            <w:szCs w:val="16"/>
           </w:rPr>
           <w:t xml:space="preserve">SSRN</w:t>
         </w:r>
@@ -102,8 +102,8 @@
           <w:b/>
           <w:bCs/>
           <w:color w:val="1A1A1A"/>
-          <w:sz w:val="21"/>
-          <w:szCs w:val="21"/>
+          <w:sz w:val="20"/>
+          <w:szCs w:val="20"/>
         </w:rPr>
         <w:t>STABLECOIN POLICY · REGULATORY TRANSLATION · FEDERAL COMMENT LETTERS</w:t>
       </w:r>
@@ -117,9 +117,9 @@
         <w:rPr>
           <w:b w:val="0"/>
           <w:i w:val="0"/>
-          <w:sz w:val="17"/>
-        </w:rPr>
-        <w:t>· 14 federal comment letters · FSB AI consultation response · 8 SSRN papers · Dialogues across national security think tanks, securities exchanges, Central Securities Depositories, payments messaging, tier⁠-⁠1 banks, SEC⁠-⁠registered transfer agents</w:t>
+          <w:sz w:val="16"/>
+        </w:rPr>
+        <w:t>· Digital assets since 2016 (10 years) · 14 federal comment letters · FSB AI consultation response · 8 SSRN papers · Dialogues across national security think tanks, securities exchanges, Central Securities Depositories, payments messaging, tier⁠-⁠1 banks, SEC⁠-⁠registered transfer agents</w:t>
         <w:br/>
         <w:t>· 16 USPTO patent applications across 8 families (Canonical⁠-⁠State Architecture for multi⁠-⁠agent AI research)</w:t>
       </w:r>
@@ -137,8 +137,8 @@
           <w:b/>
           <w:bCs/>
           <w:color w:val="1A1A1A"/>
-          <w:sz w:val="18"/>
-          <w:szCs w:val="18"/>
+          <w:sz w:val="17"/>
+          <w:szCs w:val="17"/>
         </w:rPr>
         <w:t xml:space="preserve">SUMMARY</w:t>
       </w:r>
@@ -151,10 +151,10 @@
         <w:rPr>
           <w:rFonts w:ascii="Arial" w:cs="Arial" w:eastAsia="Arial" w:hAnsi="Arial"/>
           <w:color w:val="1A1A1A"/>
-          <w:sz w:val="17"/>
-          <w:szCs w:val="17"/>
-        </w:rPr>
-        <w:t>Stablecoin policy and regulatory-strategy lead who translates banking and payments rulemaking into reserve, routing, and compliance positions, from federal dockets to capital-markets infrastructure. Founder of Tokenization Systems; first hire at Borderless Capital, an RIA.</w:t>
+          <w:sz w:val="16"/>
+          <w:szCs w:val="16"/>
+        </w:rPr>
+        <w:t>Ten years in digital assets: independent protocol research from Jul 2016, institutional practice from Dec 2019. Stablecoin policy and regulatory-strategy lead who translates banking and payments rulemaking into reserve, routing, and compliance positions, from federal dockets to capital-markets infrastructure. Founder of Tokenization Systems; first hire at Borderless Capital, an RIA.</w:t>
       </w:r>
     </w:p>
     <w:p>
@@ -165,8 +165,8 @@
         <w:rPr>
           <w:rFonts w:ascii="Arial" w:cs="Arial" w:eastAsia="Arial" w:hAnsi="Arial"/>
           <w:color w:val="1A1A1A"/>
-          <w:sz w:val="17"/>
-          <w:szCs w:val="17"/>
+          <w:sz w:val="16"/>
+          <w:szCs w:val="16"/>
         </w:rPr>
         <w:t>Focus: stablecoin and payments policy, bank versus money-transmitter charter equivalence, reserve and AML/CFT standards, regulatory translation · OCC, FDIC, FinCEN, OFAC, Treasury GENIUS, CLARITY, MiCA, Singapore MAS.</w:t>
       </w:r>
@@ -184,8 +184,8 @@
           <w:b/>
           <w:bCs/>
           <w:color w:val="1A1A1A"/>
-          <w:sz w:val="18"/>
-          <w:szCs w:val="18"/>
+          <w:sz w:val="17"/>
+          <w:szCs w:val="17"/>
         </w:rPr>
         <w:t xml:space="preserve">EXPERIENCE</w:t>
       </w:r>
@@ -580,15 +580,6 @@
         <w:ind w:left="320" w:hanging="160"/>
       </w:pPr>
       <w:r>
-        <w:t>• Led discovery and diligence across a 1,000+ deal investment funnel (pre-seed to Series C); shipped 250 portfolio investments at ~25% deployment rate across ~10 institutional funds (~$500M AUM), with build/partner/hold recommendations to committee.</w:t>
-      </w:r>
-    </w:p>
-    <w:p>
-      <w:pPr>
-        <w:spacing w:after="36"/>
-        <w:ind w:left="320" w:hanging="160"/>
-      </w:pPr>
-      <w:r>
         <w:t>• Built an automated SEC-filing and press-release monitoring pipeline (n8n + Apify) covering 30+ Digital Asset Treasury Stocks (DATs), tracking coins held, cash, debt, and share counts (float, adjusted, fully diluted) per issuer to compute multiple on NAV (mNAV) apples to apples across the sector; analyzed ~75 tokenization offerings in 2025 and invested in 18; built AI tool that cut subscription review from 4hr to 1hr per deal.</w:t>
       </w:r>
     </w:p>
@@ -614,27 +605,91 @@
         <w:ind w:left="320" w:hanging="160"/>
       </w:pPr>
       <w:r>
-        <w:t xml:space="preserve">• Advised 100 portfolio companies 1-on-1 on token mechanism design (stablecoin reserves, governance-token allocation and incentive design, yield wrappers, burn/emission dynamics); standards defined in </w:t>
-      </w:r>
-      <w:hyperlink r:id="rId22">
-        <w:r>
-          <w:rPr>
-            <w:rStyle w:val="Hyperlink"/>
-          </w:rPr>
-          <w:t xml:space="preserve">Introduction to Tokenomics</w:t>
-        </w:r>
-      </w:hyperlink>
-      <w:r>
-        <w:t>.</w:t>
-      </w:r>
-    </w:p>
-    <w:p>
-      <w:pPr>
-        <w:spacing w:after="36"/>
-        <w:ind w:left="320" w:hanging="160"/>
-      </w:pPr>
-      <w:r>
         <w:t>• Built the firm's research function from scratch; led a four-analyst team and personally produced ~25 of its ~125 long-form publications annually; taught 100 teams across nine accelerator programs (2021 to 2025).</w:t>
+      </w:r>
+    </w:p>
+    <w:p>
+      <w:pPr>
+        <w:keepNext/>
+        <w:tabs>
+          <w:tab w:val="right" w:pos="10320"/>
+        </w:tabs>
+        <w:spacing w:after="40" w:before="160"/>
+      </w:pPr>
+      <w:r>
+        <w:rPr>
+          <w:b/>
+        </w:rPr>
+        <w:t>Blockchain Research Analyst (Independent)</w:t>
+      </w:r>
+      <w:r>
+        <w:t xml:space="preserve"> · Self-Employed</w:t>
+      </w:r>
+      <w:r>
+        <w:tab/>
+      </w:r>
+      <w:r>
+        <w:rPr>
+          <w:i/>
+        </w:rPr>
+        <w:t>Jul 2016 to Present</w:t>
+      </w:r>
+    </w:p>
+    <w:p>
+      <w:pPr>
+        <w:keepLines/>
+        <w:spacing w:after="36"/>
+        <w:ind w:left="320" w:hanging="160"/>
+      </w:pPr>
+      <w:r>
+        <w:t>• Independent digital-asset research since Jul 2016, three years before joining Borderless Capital: reviewed 250+ protocol whitepapers, diligenced 1,000+ project and token-offering pitches, consulted 150+ projects on protocol design and tokenomics, and invested in 50+ token offerings.</w:t>
+      </w:r>
+    </w:p>
+    <w:p>
+      <w:pPr>
+        <w:keepLines/>
+        <w:spacing w:after="36"/>
+        <w:ind w:left="320" w:hanging="160"/>
+      </w:pPr>
+      <w:r>
+        <w:t>• Hands-on validation across 30+ blockchains under live conditions: liquidity, fees, settlement finality, bridging, governance execution, and custody and security trade-offs. 30+ conferences and bank summits across the U.S., Europe, Asia, and Dubai.</w:t>
+      </w:r>
+    </w:p>
+    <w:p>
+      <w:pPr>
+        <w:keepNext/>
+        <w:tabs>
+          <w:tab w:val="right" w:pos="10320"/>
+        </w:tabs>
+        <w:spacing w:after="40" w:before="160"/>
+      </w:pPr>
+      <w:r>
+        <w:rPr>
+          <w:b/>
+        </w:rPr>
+        <w:t>Analyst Intern</w:t>
+      </w:r>
+      <w:r>
+        <w:t xml:space="preserve"> · Greenway Solutions (fraud-control consulting; client: USAA)</w:t>
+      </w:r>
+      <w:r>
+        <w:tab/>
+      </w:r>
+      <w:r>
+        <w:rPr>
+          <w:i/>
+        </w:rPr>
+        <w:t>May to Sep 2016</w:t>
+      </w:r>
+    </w:p>
+    <w:p>
+      <w:pPr>
+        <w:keepLines/>
+        <w:spacing w:after="36"/>
+        <w:ind w:left="320" w:hanging="160"/>
+      </w:pPr>
+      <w:r>
+        <w:t>• Benchmarked fraud controls and the security-versus-friction tradeoff across online, mobile, and call-center channels at nine leading U.S. banks: authentication and password-reset controls, account-opening data requirements, and funds-availability and clearing timing; built the scoring framework and delivered the executive summary.</w:t>
       </w:r>
     </w:p>
     <w:p>
@@ -651,8 +706,8 @@
           <w:b/>
           <w:bCs/>
           <w:color w:val="1A1A1A"/>
-          <w:sz w:val="18"/>
-          <w:szCs w:val="18"/>
+          <w:sz w:val="17"/>
+          <w:szCs w:val="17"/>
         </w:rPr>
         <w:t xml:space="preserve">SELECTED RESEARCH</w:t>
       </w:r>
@@ -901,8 +956,8 @@
           <w:b/>
           <w:bCs/>
           <w:color w:val="1A1A1A"/>
-          <w:sz w:val="18"/>
-          <w:szCs w:val="18"/>
+          <w:sz w:val="17"/>
+          <w:szCs w:val="17"/>
         </w:rPr>
         <w:t xml:space="preserve">TECHNICAL</w:t>
       </w:r>
@@ -962,8 +1017,8 @@
           <w:b/>
           <w:bCs/>
           <w:color w:val="1A1A1A"/>
-          <w:sz w:val="18"/>
-          <w:szCs w:val="18"/>
+          <w:sz w:val="17"/>
+          <w:szCs w:val="17"/>
         </w:rPr>
         <w:t>RECOGNITION</w:t>
       </w:r>
@@ -1019,8 +1074,8 @@
           <w:b/>
           <w:bCs/>
           <w:color w:val="1A1A1A"/>
-          <w:sz w:val="18"/>
-          <w:szCs w:val="18"/>
+          <w:sz w:val="17"/>
+          <w:szCs w:val="17"/>
         </w:rPr>
         <w:t>FRAMEWORKS AUTHORED</w:t>
       </w:r>
@@ -1102,8 +1157,8 @@
           <w:b/>
           <w:bCs/>
           <w:color w:val="1A1A1A"/>
-          <w:sz w:val="18"/>
-          <w:szCs w:val="18"/>
+          <w:sz w:val="17"/>
+          <w:szCs w:val="17"/>
         </w:rPr>
         <w:t xml:space="preserve">EDUCATION</w:t>
       </w:r>
@@ -1305,8 +1360,8 @@
       <w:rPr>
         <w:rFonts w:ascii="Arial" w:cs="Arial" w:eastAsia="Arial" w:hAnsi="Arial"/>
         <w:color w:val="1A1A1A"/>
-        <w:sz w:val="17"/>
-        <w:szCs w:val="17"/>
+        <w:sz w:val="16"/>
+        <w:szCs w:val="16"/>
       </w:rPr>
     </w:rPrDefault>
     <w:pPrDefault/>
@@ -1317,8 +1372,8 @@
     <w:next w:val="Normal"/>
     <w:qFormat/>
     <w:rPr>
-      <w:sz w:val="52"/>
-      <w:szCs w:val="52"/>
+      <w:sz w:val="50"/>
+      <w:szCs w:val="50"/>
     </w:rPr>
   </w:style>
   <w:style w:type="paragraph" w:styleId="Heading1">
@@ -1328,8 +1383,8 @@
     <w:qFormat/>
     <w:rPr>
       <w:color w:val="2E74B5"/>
-      <w:sz w:val="29"/>
-      <w:szCs w:val="29"/>
+      <w:sz w:val="28"/>
+      <w:szCs w:val="28"/>
     </w:rPr>
   </w:style>
   <w:style w:type="paragraph" w:styleId="Heading2">
@@ -1339,8 +1394,8 @@
     <w:qFormat/>
     <w:rPr>
       <w:color w:val="2E74B5"/>
-      <w:sz w:val="24"/>
-      <w:szCs w:val="24"/>
+      <w:sz w:val="23"/>
+      <w:szCs w:val="23"/>
     </w:rPr>
   </w:style>
   <w:style w:type="paragraph" w:styleId="Heading3">
@@ -1350,8 +1405,8 @@
     <w:qFormat/>
     <w:rPr>
       <w:color w:val="1F4D78"/>
-      <w:sz w:val="22"/>
-      <w:szCs w:val="22"/>
+      <w:sz w:val="21"/>
+      <w:szCs w:val="21"/>
     </w:rPr>
   </w:style>
   <w:style w:type="paragraph" w:styleId="Heading4">
@@ -1429,8 +1484,8 @@
       <w:spacing w:after="0" w:line="240" w:lineRule="auto"/>
     </w:pPr>
     <w:rPr>
-      <w:sz w:val="18"/>
-      <w:szCs w:val="18"/>
+      <w:sz w:val="17"/>
+      <w:szCs w:val="17"/>
     </w:rPr>
   </w:style>
   <w:style w:type="character" w:styleId="FootnoteTextChar">
@@ -1441,8 +1496,8 @@
     <w:semiHidden/>
     <w:unhideWhenUsed/>
     <w:rPr>
-      <w:sz w:val="18"/>
-      <w:szCs w:val="18"/>
+      <w:sz w:val="17"/>
+      <w:szCs w:val="17"/>
     </w:rPr>
   </w:style>
 </w:styles>

--- a/resumes/Zukowski_Resume_Policy.docx
+++ b/resumes/Zukowski_Resume_Policy.docx
@@ -121,7 +121,7 @@
         </w:rPr>
         <w:t>· Digital assets since 2016 (10 years) · 14 federal comment letters · FSB AI consultation response · 8 SSRN papers · Dialogues across national security think tanks, securities exchanges, Central Securities Depositories, payments messaging, tier⁠-⁠1 banks, SEC⁠-⁠registered transfer agents</w:t>
         <w:br/>
-        <w:t>· 16 USPTO patent applications across 8 families (Canonical⁠-⁠State Architecture for multi⁠-⁠agent AI research)</w:t>
+        <w:t>· 17 USPTO patent applications across 9 families (Canonical⁠-⁠State Architecture for multi⁠-⁠agent AI research)</w:t>
       </w:r>
     </w:p>
     <w:p>

--- a/resumes/Zukowski_Resume_Policy.docx
+++ b/resumes/Zukowski_Resume_Policy.docx
@@ -119,7 +119,7 @@
           <w:i w:val="0"/>
           <w:sz w:val="16"/>
         </w:rPr>
-        <w:t>· Digital assets since 2016 (10 years) · 14 federal comment letters · FSB AI consultation response · 8 SSRN papers · Dialogues across national security think tanks, securities exchanges, Central Securities Depositories, payments messaging, tier⁠-⁠1 banks, SEC⁠-⁠registered transfer agents</w:t>
+        <w:t>· Digital assets since 2016 (10 years) · 15 federal comment letters · FSB AI consultation response · 8 SSRN papers · Dialogues across national security think tanks, securities exchanges, Central Securities Depositories, payments messaging, tier⁠-⁠1 banks, SEC⁠-⁠registered transfer agents</w:t>
         <w:br/>
         <w:t>· 17 USPTO patent applications across 9 families (Canonical⁠-⁠State Architecture for multi⁠-⁠agent AI research)</w:t>
       </w:r>
@@ -222,7 +222,7 @@
         <w:ind w:left="320" w:hanging="160"/>
       </w:pPr>
       <w:r>
-        <w:t xml:space="preserve">• Contributed fourteen comment letters across a federal regulatory program (OCC bank stablecoin engagement </w:t>
+        <w:t xml:space="preserve">• Contributed fifteen comment letters across a federal regulatory program (OCC bank stablecoin engagement </w:t>
       </w:r>
       <w:hyperlink r:id="rId6">
         <w:r>

--- a/resumes/Zukowski_Resume_Policy.docx
+++ b/resumes/Zukowski_Resume_Policy.docx
@@ -352,7 +352,7 @@
         </w:r>
       </w:hyperlink>
       <w:r>
-        <w:t xml:space="preserve"> accepted for publication at Frontiers in Blockchain.</w:t>
+        <w:t xml:space="preserve"> published at Frontiers in Blockchain.</w:t>
       </w:r>
     </w:p>
     <w:p>
@@ -919,7 +919,7 @@
         </w:r>
       </w:hyperlink>
       <w:r>
-        <w:t xml:space="preserve"> Accepted for publication at Frontiers in Blockchain. Live-governance audit of 52 token protocols: launch allocation does not predict governance concentration; DePIN governance is more concentrated than DeFi after correction (Cohen's d = 0.65, a directionally robust medium effect).</w:t>
+        <w:t xml:space="preserve"> Published at Frontiers in Blockchain (2026). Live-governance audit of 52 token protocols: launch allocation does not predict governance concentration; DePIN governance is more concentrated than DeFi after correction (Cohen's d = 0.65, a directionally robust medium effect).</w:t>
       </w:r>
     </w:p>
     <w:p>

--- a/resumes/Zukowski_Resume_Policy.docx
+++ b/resumes/Zukowski_Resume_Policy.docx
@@ -13,8 +13,8 @@
           <w:b/>
           <w:bCs/>
           <w:color w:val="1A1A1A"/>
-          <w:sz w:val="36"/>
-          <w:szCs w:val="36"/>
+          <w:sz w:val="34"/>
+          <w:szCs w:val="34"/>
         </w:rPr>
         <w:t xml:space="preserve">Zach Zukowski</w:t>
       </w:r>
@@ -39,11 +39,10 @@
         <w:spacing w:after="55"/>
         <w:jc w:val="center"/>
       </w:pPr>
-      <w:hyperlink w:history="1" r:id="rIdtk3pkbjp0bnea-khivcha">
-        <w:r>
-          <w:rPr>
-            <w:rFonts w:ascii="Arial" w:cs="Arial" w:eastAsia="Arial" w:hAnsi="Arial"/>
-            <w:color w:val="2255AA"/>
+      <w:hyperlink r:id="rIdtk3pkbjp0bnea-khivcha">
+        <w:r>
+          <w:rPr>
+            <w:rStyle w:val="Hyperlink"/>
             <w:sz w:val="16"/>
             <w:szCs w:val="16"/>
           </w:rPr>
@@ -52,18 +51,15 @@
       </w:hyperlink>
       <w:r>
         <w:rPr>
-          <w:rFonts w:ascii="Arial" w:cs="Arial" w:eastAsia="Arial" w:hAnsi="Arial"/>
-          <w:color w:val="444444"/>
           <w:sz w:val="16"/>
           <w:szCs w:val="16"/>
         </w:rPr>
         <w:t xml:space="preserve">  |  </w:t>
       </w:r>
-      <w:hyperlink w:history="1" r:id="rIdnnxna0daueqz2sdxissom">
-        <w:r>
-          <w:rPr>
-            <w:rFonts w:ascii="Arial" w:cs="Arial" w:eastAsia="Arial" w:hAnsi="Arial"/>
-            <w:color w:val="2255AA"/>
+      <w:hyperlink r:id="rIdnnxna0daueqz2sdxissom">
+        <w:r>
+          <w:rPr>
+            <w:rStyle w:val="Hyperlink"/>
             <w:sz w:val="16"/>
             <w:szCs w:val="16"/>
           </w:rPr>
@@ -72,18 +68,15 @@
       </w:hyperlink>
       <w:r>
         <w:rPr>
-          <w:rFonts w:ascii="Arial" w:cs="Arial" w:eastAsia="Arial" w:hAnsi="Arial"/>
-          <w:color w:val="444444"/>
           <w:sz w:val="16"/>
           <w:szCs w:val="16"/>
         </w:rPr>
         <w:t xml:space="preserve">  |  </w:t>
       </w:r>
-      <w:hyperlink w:history="1" r:id="rIdrdmpe-g4zsyvawvrrkisd">
-        <w:r>
-          <w:rPr>
-            <w:rFonts w:ascii="Arial" w:cs="Arial" w:eastAsia="Arial" w:hAnsi="Arial"/>
-            <w:color w:val="2255AA"/>
+      <w:hyperlink r:id="rIdrdmpe-g4zsyvawvrrkisd">
+        <w:r>
+          <w:rPr>
+            <w:rStyle w:val="Hyperlink"/>
             <w:sz w:val="16"/>
             <w:szCs w:val="16"/>
           </w:rPr>
@@ -117,11 +110,11 @@
         <w:rPr>
           <w:b w:val="0"/>
           <w:i w:val="0"/>
-          <w:sz w:val="16"/>
-        </w:rPr>
-        <w:t>· Digital assets since 2016 (10 years) · 15 federal comment letters · FSB AI consultation response · 8 SSRN papers · Dialogues across national security think tanks, securities exchanges, Central Securities Depositories, payments messaging, tier⁠-⁠1 banks, SEC⁠-⁠registered transfer agents</w:t>
+          <w:sz w:val="15"/>
+        </w:rPr>
+        <w:t>· Digital assets since 2016 (10 years) · 16 federal comment letters · FSB AI consultation response · 8 SSRN papers · Dialogues across national security think tanks, securities exchanges, Central Securities Depositories, payments messaging, tier⁠-⁠1 banks, SEC⁠-⁠registered transfer agents</w:t>
         <w:br/>
-        <w:t>· 17 USPTO patent applications across 9 families (Canonical⁠-⁠State Architecture for multi⁠-⁠agent AI research)</w:t>
+        <w:t>· 30 USPTO patent applications across 20 families (Canonical⁠-⁠State Architecture for multi⁠-⁠agent AI research)</w:t>
       </w:r>
     </w:p>
     <w:p>
@@ -145,7 +138,7 @@
     </w:p>
     <w:p>
       <w:pPr>
-        <w:spacing w:after="40" w:before="160"/>
+        <w:spacing w:after="38"/>
       </w:pPr>
       <w:r>
         <w:rPr>
@@ -192,6 +185,7 @@
     </w:p>
     <w:p>
       <w:pPr>
+        <w:keepNext/>
         <w:tabs>
           <w:tab w:val="right" w:pos="10320"/>
         </w:tabs>
@@ -222,7 +216,7 @@
         <w:ind w:left="320" w:hanging="160"/>
       </w:pPr>
       <w:r>
-        <w:t xml:space="preserve">• Contributed fifteen comment letters across a federal regulatory program (OCC bank stablecoin engagement </w:t>
+        <w:t xml:space="preserve">• Contributed sixteen comment letters across a federal regulatory program (OCC bank stablecoin engagement </w:t>
       </w:r>
       <w:hyperlink r:id="rId6">
         <w:r>
@@ -430,6 +424,7 @@
     </w:p>
     <w:p>
       <w:pPr>
+        <w:keepNext/>
         <w:tabs>
           <w:tab w:val="right" w:pos="10320"/>
         </w:tabs>
@@ -580,7 +575,7 @@
         <w:ind w:left="320" w:hanging="160"/>
       </w:pPr>
       <w:r>
-        <w:t>• Built an automated SEC-filing and press-release monitoring pipeline (n8n + Apify) covering 30+ Digital Asset Treasury Stocks (DATs), tracking coins held, cash, debt, and share counts (float, adjusted, fully diluted) per issuer to compute multiple on NAV (mNAV) apples to apples across the sector; analyzed ~75 tokenization offerings in 2025 and invested in 18; built AI tool that cut subscription review from 4hr to 1hr per deal.</w:t>
+        <w:t>• Built an automated SEC-filing and press-release monitoring pipeline (n8n + Apify) covering 30+ Digital Asset Treasury Stocks (DATs), tracking coins held, cash, debt, and share counts (float, adjusted, fully diluted) per issuer to compute multiple on NAV (mNAV) apples to apples across the sector; analyzed ~75 DATs in 2025 and invested in 18; built AI tool that cut subscription review from 4hr to 1hr per deal.</w:t>
       </w:r>
     </w:p>
     <w:p>
@@ -637,7 +632,6 @@
     </w:p>
     <w:p>
       <w:pPr>
-        <w:keepLines/>
         <w:spacing w:after="36"/>
         <w:ind w:left="320" w:hanging="160"/>
       </w:pPr>
@@ -647,7 +641,6 @@
     </w:p>
     <w:p>
       <w:pPr>
-        <w:keepLines/>
         <w:spacing w:after="36"/>
         <w:ind w:left="320" w:hanging="160"/>
       </w:pPr>
@@ -684,7 +677,6 @@
     </w:p>
     <w:p>
       <w:pPr>
-        <w:keepLines/>
         <w:spacing w:after="36"/>
         <w:ind w:left="320" w:hanging="160"/>
       </w:pPr>
@@ -762,17 +754,59 @@
       <w:r>
         <w:t xml:space="preserve">• </w:t>
       </w:r>
+      <w:hyperlink r:id="rId22">
+        <w:r>
+          <w:rPr>
+            <w:rStyle w:val="Hyperlink"/>
+            <w:b/>
+          </w:rPr>
+          <w:t xml:space="preserve">Who Controls Agentic Payments?</w:t>
+        </w:r>
+      </w:hyperlink>
+      <w:r>
+        <w:t xml:space="preserve"> First control-layer measurement of agentic payments (x402). May 2026 facilitator concentration: Base HHI 6,009 by count and 4,040 by dollar volume; Solana 4,203 and 4,915, all above the 2,500 highly-concentrated threshold at under 14 months of market age.</w:t>
+      </w:r>
+    </w:p>
+    <w:p>
+      <w:pPr>
+        <w:spacing w:after="28"/>
+        <w:ind w:left="320" w:hanging="160"/>
+      </w:pPr>
+      <w:r>
+        <w:t xml:space="preserve">• </w:t>
+      </w:r>
+      <w:hyperlink r:id="rId15">
+        <w:r>
+          <w:rPr>
+            <w:rStyle w:val="Hyperlink"/>
+            <w:b/>
+          </w:rPr>
+          <w:t xml:space="preserve">FSB AI Sound Practices response.</w:t>
+        </w:r>
+      </w:hyperlink>
+      <w:r>
+        <w:t xml:space="preserve"> Filed 2026-07-01; the program's first international standard-setter filing. Three practice additions (composition-chain documentation, execution-authority evidence, dependency-concentration monitoring) plus the invited nonbank case study on settlement facilitators.</w:t>
+      </w:r>
+    </w:p>
+    <w:p>
+      <w:pPr>
+        <w:spacing w:after="28"/>
+        <w:ind w:left="320" w:hanging="160"/>
+      </w:pPr>
+      <w:r>
+        <w:t xml:space="preserve">• </w:t>
+      </w:r>
       <w:hyperlink r:id="rId23">
         <w:r>
           <w:rPr>
             <w:rStyle w:val="Hyperlink"/>
             <w:b/>
           </w:rPr>
-          <w:t xml:space="preserve">Who Controls Agentic Payments?</w:t>
-        </w:r>
-      </w:hyperlink>
-      <w:r>
-        <w:t xml:space="preserve"> First control-layer measurement of agentic payments (x402). May 2026 facilitator concentration: Base HHI 6,009 by count and 4,040 by dollar volume; Solana 4,203 and 4,915, all above the 2,500 highly-concentrated threshold at under 14 months of market age.</w:t>
+          <w:t xml:space="preserve">Seven Dollars.</w:t>
+        </w:r>
+      </w:hyperlink>
+      <w:r>
+        <w:t xml:space="preserve"> Cross-product framework for major dollar-denominated digital products and how dollars move across them; CLII / MVEP decoupling; stress propagation through dependency chains (SVB, Circle pool, Paxos).</w:t>
       </w:r>
     </w:p>
     <w:p>
@@ -783,17 +817,17 @@
       <w:r>
         <w:t xml:space="preserve">• </w:t>
       </w:r>
-      <w:hyperlink r:id="rId15">
+      <w:hyperlink r:id="rId24">
         <w:r>
           <w:rPr>
             <w:rStyle w:val="Hyperlink"/>
             <w:b/>
           </w:rPr>
-          <w:t xml:space="preserve">FSB AI Sound Practices response.</w:t>
-        </w:r>
-      </w:hyperlink>
-      <w:r>
-        <w:t xml:space="preserve"> Filed 2026-07-01; the program's first international standard-setter filing. Three practice additions (composition-chain documentation, execution-authority evidence, dependency-concentration monitoring) plus the invited nonbank case study on settlement facilitators.</w:t>
+          <w:t xml:space="preserve">Dollar v3.</w:t>
+        </w:r>
+      </w:hyperlink>
+      <w:r>
+        <w:t xml:space="preserve"> Four digital-dollar objects (payment stablecoins, tokenized deposits, deposit tokens, yield wrappers); typology for inheritance of control environments, backstop expectations, and failure modes; load-bearing for institutional scoping of product shape and counterparty topology.</w:t>
       </w:r>
     </w:p>
     <w:p>
@@ -804,17 +838,17 @@
       <w:r>
         <w:t xml:space="preserve">• </w:t>
       </w:r>
-      <w:hyperlink r:id="rId24">
+      <w:hyperlink r:id="rId25">
         <w:r>
           <w:rPr>
             <w:rStyle w:val="Hyperlink"/>
             <w:b/>
           </w:rPr>
-          <w:t xml:space="preserve">Seven Dollars.</w:t>
-        </w:r>
-      </w:hyperlink>
-      <w:r>
-        <w:t xml:space="preserve"> Cross-product framework for major dollar-denominated digital products and how dollars move across them; CLII / MVEP decoupling; stress propagation through dependency chains (SVB, Circle pool, Paxos).</w:t>
+          <w:t xml:space="preserve">Three Tokenization Strategies.</w:t>
+        </w:r>
+      </w:hyperlink>
+      <w:r>
+        <w:t xml:space="preserve"> Each of three strategies satisfies different MVEP categories with measurably different strength (Regulated Collateral Circuit, Multi-Issuer Yield Stack, Tokenized Equity Rails); Securitize as cross-strategy concentration risk.</w:t>
       </w:r>
     </w:p>
     <w:p>
@@ -825,17 +859,17 @@
       <w:r>
         <w:t xml:space="preserve">• </w:t>
       </w:r>
-      <w:hyperlink r:id="rId25">
+      <w:hyperlink r:id="rId21">
         <w:r>
           <w:rPr>
             <w:rStyle w:val="Hyperlink"/>
             <w:b/>
           </w:rPr>
-          <w:t xml:space="preserve">Dollar v3.</w:t>
-        </w:r>
-      </w:hyperlink>
-      <w:r>
-        <w:t xml:space="preserve"> Four digital-dollar objects (payment stablecoins, tokenized deposits, deposit tokens, yield wrappers); typology for inheritance of control environments, backstop expectations, and failure modes; load-bearing for institutional scoping of product shape and counterparty topology.</w:t>
+          <w:t xml:space="preserve">Operational Risk in Token Economies.</w:t>
+        </w:r>
+      </w:hyperlink>
+      <w:r>
+        <w:t xml:space="preserve"> Operational-risk taxonomy (74 risk vectors, 64 testable controls, 31 program objectives) mapped to a 624-scenario battery; Lido V3 staking-vault case study.</w:t>
       </w:r>
     </w:p>
     <w:p>
@@ -846,91 +880,49 @@
       <w:r>
         <w:t xml:space="preserve">• </w:t>
       </w:r>
+      <w:hyperlink r:id="rId20">
+        <w:r>
+          <w:rPr>
+            <w:rStyle w:val="Hyperlink"/>
+            <w:b/>
+          </w:rPr>
+          <w:t xml:space="preserve">Adaptive Tokenomics.</w:t>
+        </w:r>
+      </w:hyperlink>
+      <w:r>
+        <w:t xml:space="preserve"> Industrial control engineering (PID controller) applied to token-supply emission as programmable monetary-policy mechanism; 806-run agent-based simulation battery; PID emission control cuts worst-case node-count variance from CV 0.544 (static emission) to 0.087 (PID), functioning as downside insurance under competitor-shock attack.</w:t>
+      </w:r>
+    </w:p>
+    <w:p>
+      <w:pPr>
+        <w:spacing w:after="28"/>
+        <w:ind w:left="320" w:hanging="160"/>
+      </w:pPr>
+      <w:r>
+        <w:t xml:space="preserve">• </w:t>
+      </w:r>
+      <w:hyperlink r:id="rId17">
+        <w:r>
+          <w:rPr>
+            <w:rStyle w:val="Hyperlink"/>
+            <w:b/>
+          </w:rPr>
+          <w:t xml:space="preserve">Auditing Governance Concentration Beyond Token Allocation.</w:t>
+        </w:r>
+      </w:hyperlink>
+      <w:r>
+        <w:t xml:space="preserve"> Published at Frontiers in Blockchain (2026). Live-governance audit of 52 token protocols: launch allocation does not predict governance concentration; DePIN governance is more concentrated than DeFi after correction (Cohen's d = 0.65, a directionally robust medium effect).</w:t>
+      </w:r>
+    </w:p>
+    <w:p>
+      <w:pPr>
+        <w:spacing w:after="28"/>
+        <w:ind w:left="320" w:hanging="160"/>
+      </w:pPr>
+      <w:r>
+        <w:t xml:space="preserve">• </w:t>
+      </w:r>
       <w:hyperlink r:id="rId26">
-        <w:r>
-          <w:rPr>
-            <w:rStyle w:val="Hyperlink"/>
-            <w:b/>
-          </w:rPr>
-          <w:t xml:space="preserve">Three Tokenization Strategies.</w:t>
-        </w:r>
-      </w:hyperlink>
-      <w:r>
-        <w:t xml:space="preserve"> Each of three strategies satisfies different MVEP categories with measurably different strength (Regulated Collateral Circuit, Multi-Issuer Yield Stack, Tokenized Equity Rails); Securitize as cross-strategy concentration risk.</w:t>
-      </w:r>
-    </w:p>
-    <w:p>
-      <w:pPr>
-        <w:spacing w:after="28"/>
-        <w:ind w:left="320" w:hanging="160"/>
-      </w:pPr>
-      <w:r>
-        <w:t xml:space="preserve">• </w:t>
-      </w:r>
-      <w:hyperlink r:id="rId21">
-        <w:r>
-          <w:rPr>
-            <w:rStyle w:val="Hyperlink"/>
-            <w:b/>
-          </w:rPr>
-          <w:t xml:space="preserve">Operational Risk in Token Economies.</w:t>
-        </w:r>
-      </w:hyperlink>
-      <w:r>
-        <w:t xml:space="preserve"> Operational-risk taxonomy (74 risk vectors, 64 testable controls, 31 program objectives) mapped to a 624-scenario battery; Lido V3 staking-vault case study.</w:t>
-      </w:r>
-    </w:p>
-    <w:p>
-      <w:pPr>
-        <w:spacing w:after="28"/>
-        <w:ind w:left="320" w:hanging="160"/>
-      </w:pPr>
-      <w:r>
-        <w:t xml:space="preserve">• </w:t>
-      </w:r>
-      <w:hyperlink r:id="rId20">
-        <w:r>
-          <w:rPr>
-            <w:rStyle w:val="Hyperlink"/>
-            <w:b/>
-          </w:rPr>
-          <w:t xml:space="preserve">Adaptive Tokenomics.</w:t>
-        </w:r>
-      </w:hyperlink>
-      <w:r>
-        <w:t xml:space="preserve"> Industrial control engineering (PID controller) applied to token-supply emission as programmable monetary-policy mechanism; 806-run agent-based simulation battery; PID emission control cuts worst-case node-count variance from CV 0.544 (static emission) to 0.087 (PID), functioning as downside insurance under competitor-shock attack.</w:t>
-      </w:r>
-    </w:p>
-    <w:p>
-      <w:pPr>
-        <w:spacing w:after="28"/>
-        <w:ind w:left="320" w:hanging="160"/>
-      </w:pPr>
-      <w:r>
-        <w:t xml:space="preserve">• </w:t>
-      </w:r>
-      <w:hyperlink r:id="rId17">
-        <w:r>
-          <w:rPr>
-            <w:rStyle w:val="Hyperlink"/>
-            <w:b/>
-          </w:rPr>
-          <w:t xml:space="preserve">Auditing Governance Concentration Beyond Token Allocation.</w:t>
-        </w:r>
-      </w:hyperlink>
-      <w:r>
-        <w:t xml:space="preserve"> Published at Frontiers in Blockchain (2026). Live-governance audit of 52 token protocols: launch allocation does not predict governance concentration; DePIN governance is more concentrated than DeFi after correction (Cohen's d = 0.65, a directionally robust medium effect).</w:t>
-      </w:r>
-    </w:p>
-    <w:p>
-      <w:pPr>
-        <w:spacing w:after="28"/>
-        <w:ind w:left="320" w:hanging="160"/>
-      </w:pPr>
-      <w:r>
-        <w:t xml:space="preserve">• </w:t>
-      </w:r>
-      <w:hyperlink r:id="rId27">
         <w:r>
           <w:rPr>
             <w:rStyle w:val="Hyperlink"/>
@@ -1001,7 +993,7 @@
         <w:t>Stack:</w:t>
       </w:r>
       <w:r>
-        <w:t xml:space="preserve"> Python (pandas, statsmodels, scipy, matplotlib), R (fixest, did, synthdid), SQL (DuneSQL, Trino), JavaScript / TypeScript; 22 MCP and API connections wrapping the data sources above plus GitHub; Claude.ai + Claude Code + Cursor with 36-skill library and 17-file living-knowledge architecture; n8n, Apify, Git / GitHub</w:t>
+        <w:t xml:space="preserve"> Python (pandas, statsmodels, scipy, matplotlib), R (fixest, did, synthdid), SQL (DuneSQL, Trino), JavaScript / TypeScript; 22 MCP and API connections wrapping the data sources above plus GitHub; Claude.ai + Claude Code + Cursor with 73-skill library and 33-file canonical-state architecture; n8n, Apify, Git / GitHub</w:t>
       </w:r>
     </w:p>
     <w:p>
@@ -1049,7 +1041,7 @@
       <w:r>
         <w:t xml:space="preserve">• </w:t>
       </w:r>
-      <w:hyperlink r:id="rId22">
+      <w:hyperlink r:id="rId27">
         <w:r>
           <w:rPr>
             <w:rStyle w:val="Hyperlink"/>
@@ -1372,8 +1364,8 @@
     <w:next w:val="Normal"/>
     <w:qFormat/>
     <w:rPr>
-      <w:sz w:val="50"/>
-      <w:szCs w:val="50"/>
+      <w:sz w:val="48"/>
+      <w:szCs w:val="48"/>
     </w:rPr>
   </w:style>
   <w:style w:type="paragraph" w:styleId="Heading1">
@@ -1394,8 +1386,8 @@
     <w:qFormat/>
     <w:rPr>
       <w:color w:val="2E74B5"/>
-      <w:sz w:val="23"/>
-      <w:szCs w:val="23"/>
+      <w:sz w:val="22"/>
+      <w:szCs w:val="22"/>
     </w:rPr>
   </w:style>
   <w:style w:type="paragraph" w:styleId="Heading3">

--- a/resumes/Zukowski_Resume_Policy.docx
+++ b/resumes/Zukowski_Resume_Policy.docx
@@ -112,7 +112,7 @@
           <w:i w:val="0"/>
           <w:sz w:val="15"/>
         </w:rPr>
-        <w:t>· Digital assets since 2016 (10 years) · 16 federal comment letters · FSB AI consultation response · 8 SSRN papers · Dialogues across national security think tanks, securities exchanges, Central Securities Depositories, payments messaging, tier⁠-⁠1 banks, SEC⁠-⁠registered transfer agents</w:t>
+        <w:t>· Digital assets since 2016 (10 years) · 18 federal comment letters · FSB AI consultation response · 8 SSRN papers · Dialogues across national security think tanks, securities exchanges, Central Securities Depositories, payments messaging, tier⁠-⁠1 banks, SEC⁠-⁠registered transfer agents</w:t>
         <w:br/>
         <w:t>· 30 USPTO patent applications across 20 families (Canonical⁠-⁠State Architecture for multi⁠-⁠agent AI research)</w:t>
       </w:r>
@@ -216,7 +216,7 @@
         <w:ind w:left="320" w:hanging="160"/>
       </w:pPr>
       <w:r>
-        <w:t xml:space="preserve">• Contributed sixteen comment letters across a federal regulatory program (OCC bank stablecoin engagement </w:t>
+        <w:t xml:space="preserve">• Contributed eighteen comment letters across a federal regulatory program (OCC bank stablecoin engagement </w:t>
       </w:r>
       <w:hyperlink r:id="rId6">
         <w:r>

--- a/resumes/Zukowski_Resume_Policy.docx
+++ b/resumes/Zukowski_Resume_Policy.docx
@@ -993,7 +993,7 @@
         <w:t>Stack:</w:t>
       </w:r>
       <w:r>
-        <w:t xml:space="preserve"> Python (pandas, statsmodels, scipy, matplotlib), R (fixest, did, synthdid), SQL (DuneSQL, Trino), JavaScript / TypeScript; 22 MCP and API connections wrapping the data sources above plus GitHub; Claude.ai + Claude Code + Cursor with 73-skill library and 33-file canonical-state architecture; n8n, Apify, Git / GitHub</w:t>
+        <w:t xml:space="preserve"> Python (pandas, statsmodels, scipy, matplotlib), R (fixest, did, synthdid), SQL (DuneSQL, Trino), JavaScript / TypeScript; 22 MCP and API connections wrapping the data sources above plus GitHub; Claude.ai + Claude Code + Cursor with 74-skill library and 33-file canonical-state architecture; n8n, Apify, Git / GitHub</w:t>
       </w:r>
     </w:p>
     <w:p>
